--- a/制作ノート_Dread.docx
+++ b/制作ノート_Dread.docx
@@ -12,20 +12,6 @@
         <w:rPr>
           <w:rFonts w:ascii="ＭＳ Ｐ明朝" w:eastAsia="ＭＳ Ｐ明朝" w:hAnsi="ＭＳ Ｐ明朝" w:hint="eastAsia"/>
         </w:rPr>
-        <w:t>制作ノート</w:t>
-      </w:r>
-    </w:p>
-    <w:p>
-      <w:pPr>
-        <w:ind w:leftChars="3028" w:left="6662"/>
-        <w:rPr>
-          <w:rFonts w:ascii="ＭＳ Ｐ明朝" w:eastAsia="ＭＳ Ｐ明朝" w:hAnsi="ＭＳ Ｐ明朝"/>
-        </w:rPr>
-      </w:pPr>
-      <w:r>
-        <w:rPr>
-          <w:rFonts w:ascii="ＭＳ Ｐ明朝" w:eastAsia="ＭＳ Ｐ明朝" w:hAnsi="ＭＳ Ｐ明朝" w:hint="eastAsia"/>
-        </w:rPr>
         <w:t xml:space="preserve">学籍番号：　　</w:t>
       </w:r>
       <w:r>
@@ -42,14 +28,12 @@
         </w:rPr>
         <w:t>３３</w:t>
       </w:r>
-    </w:p>
-    <w:p>
-      <w:pPr>
-        <w:ind w:leftChars="3028" w:left="6662"/>
-        <w:rPr>
-          <w:rFonts w:ascii="ＭＳ Ｐ明朝" w:eastAsia="ＭＳ Ｐ明朝" w:hAnsi="ＭＳ Ｐ明朝"/>
-        </w:rPr>
-      </w:pPr>
+      <w:r>
+        <w:rPr>
+          <w:rFonts w:ascii="ＭＳ Ｐ明朝" w:eastAsia="ＭＳ Ｐ明朝" w:hAnsi="ＭＳ Ｐ明朝" w:hint="eastAsia"/>
+        </w:rPr>
+        <w:t xml:space="preserve">　　　　　　　　　　　　</w:t>
+      </w:r>
       <w:r>
         <w:rPr>
           <w:rFonts w:ascii="ＭＳ Ｐ明朝" w:eastAsia="ＭＳ Ｐ明朝" w:hAnsi="ＭＳ Ｐ明朝" w:hint="eastAsia"/>
@@ -113,7 +97,13 @@
         <w:rPr>
           <w:rFonts w:ascii="ＭＳ Ｐ明朝" w:eastAsia="ＭＳ Ｐ明朝" w:hAnsi="ＭＳ Ｐ明朝" w:hint="eastAsia"/>
         </w:rPr>
-        <w:t>Dread　Noir</w:t>
+        <w:t xml:space="preserve">North　</w:t>
+      </w:r>
+      <w:r>
+        <w:rPr>
+          <w:rFonts w:ascii="ＭＳ Ｐ明朝" w:eastAsia="ＭＳ Ｐ明朝" w:hAnsi="ＭＳ Ｐ明朝"/>
+        </w:rPr>
+        <w:t>Karte</w:t>
       </w:r>
       <w:r>
         <w:rPr>
@@ -121,65 +111,82 @@
         </w:rPr>
         <w:t>」</w:t>
       </w:r>
-    </w:p>
-    <w:p>
-      <w:pPr>
+      <w:r>
+        <w:rPr>
+          <w:rFonts w:ascii="ＭＳ Ｐ明朝" w:eastAsia="ＭＳ Ｐ明朝" w:hAnsi="ＭＳ Ｐ明朝" w:hint="eastAsia"/>
+        </w:rPr>
+        <w:t>の魅力を伝えるコンテンツ制作</w:t>
+      </w:r>
+    </w:p>
+    <w:p>
+      <w:pPr>
+        <w:rPr>
+          <w:rFonts w:ascii="ＭＳ Ｐ明朝" w:eastAsia="ＭＳ Ｐ明朝" w:hAnsi="ＭＳ Ｐ明朝"/>
+        </w:rPr>
+      </w:pPr>
+      <w:r>
         <w:rPr>
           <w:rFonts w:ascii="ＭＳ Ｐ明朝" w:eastAsia="ＭＳ Ｐ明朝" w:hAnsi="ＭＳ Ｐ明朝"/>
           <w:b/>
           <w:bCs/>
         </w:rPr>
-      </w:pPr>
+        <w:t>目的</w:t>
+      </w:r>
       <w:r>
         <w:rPr>
           <w:rFonts w:ascii="ＭＳ Ｐ明朝" w:eastAsia="ＭＳ Ｐ明朝" w:hAnsi="ＭＳ Ｐ明朝" w:hint="eastAsia"/>
           <w:b/>
           <w:bCs/>
         </w:rPr>
-        <w:t>目的・背景</w:t>
-      </w:r>
-    </w:p>
-    <w:p>
-      <w:pPr>
-        <w:rPr>
-          <w:rFonts w:ascii="ＭＳ Ｐ明朝" w:eastAsia="ＭＳ Ｐ明朝" w:hAnsi="ＭＳ Ｐ明朝"/>
-        </w:rPr>
-      </w:pPr>
-      <w:r>
-        <w:rPr>
-          <w:rFonts w:ascii="ＭＳ Ｐ明朝" w:eastAsia="ＭＳ Ｐ明朝" w:hAnsi="ＭＳ Ｐ明朝"/>
-        </w:rPr>
-        <w:t>プレイヤーをゲームプレイ前から引きずり込む「プロローグ（入り口）」としてのサイト構築</w:t>
-      </w:r>
-    </w:p>
-    <w:p>
-      <w:pPr>
-        <w:rPr>
-          <w:rFonts w:ascii="ＭＳ Ｐ明朝" w:eastAsia="ＭＳ Ｐ明朝" w:hAnsi="ＭＳ Ｐ明朝"/>
+        <w:t xml:space="preserve">　　　　　　　　　　　　　　　　　　　　　　　　　　　　　　　　　　　　　　　　　　　　　　　　　　　　　　　　　　　　　　　　　　　</w:t>
+      </w:r>
+      <w:r>
+        <w:rPr>
+          <w:rFonts w:ascii="ＭＳ Ｐ明朝" w:eastAsia="ＭＳ Ｐ明朝" w:hAnsi="ＭＳ Ｐ明朝" w:hint="eastAsia"/>
+        </w:rPr>
+        <w:t xml:space="preserve">webサイトを見た人に「North　Carte」をプレイしてみたいと思ってもらうこと　　　　　　　　　　　　　　　　　　　　　　　　　　</w:t>
+      </w:r>
+    </w:p>
+    <w:p>
+      <w:pPr>
+        <w:rPr>
+          <w:rFonts w:ascii="ＭＳ Ｐ明朝" w:eastAsia="ＭＳ Ｐ明朝" w:hAnsi="ＭＳ Ｐ明朝"/>
+        </w:rPr>
+      </w:pPr>
+      <w:r>
+        <w:rPr>
+          <w:rFonts w:ascii="ＭＳ Ｐ明朝" w:eastAsia="ＭＳ Ｐ明朝" w:hAnsi="ＭＳ Ｐ明朝" w:hint="eastAsia"/>
           <w:b/>
           <w:bCs/>
         </w:rPr>
-      </w:pPr>
+        <w:t>ターゲット：（想定される閲覧者について）</w:t>
+      </w:r>
       <w:r>
         <w:rPr>
           <w:rFonts w:ascii="ＭＳ Ｐ明朝" w:eastAsia="ＭＳ Ｐ明朝" w:hAnsi="ＭＳ Ｐ明朝" w:hint="eastAsia"/>
           <w:b/>
           <w:bCs/>
         </w:rPr>
-        <w:t>ターゲット：（想定される閲覧者について）</w:t>
-      </w:r>
-    </w:p>
-    <w:p>
-      <w:pPr>
-        <w:rPr>
-          <w:rFonts w:ascii="ＭＳ Ｐ明朝" w:eastAsia="ＭＳ Ｐ明朝" w:hAnsi="ＭＳ Ｐ明朝"/>
-        </w:rPr>
-      </w:pPr>
-      <w:r>
-        <w:rPr>
-          <w:rFonts w:ascii="ＭＳ Ｐ明朝" w:eastAsia="ＭＳ Ｐ明朝" w:hAnsi="ＭＳ Ｐ明朝"/>
-        </w:rPr>
-        <w:t>自発的に伏線や設定を考察することを楽しむ、10代から20代のミステリー・人狼ゲームのコアファン層</w:t>
+        <w:t xml:space="preserve">                                                            </w:t>
+      </w:r>
+      <w:r>
+        <w:rPr>
+          <w:rFonts w:ascii="ＭＳ Ｐ明朝" w:eastAsia="ＭＳ Ｐ明朝" w:hAnsi="ＭＳ Ｐ明朝"/>
+        </w:rPr>
+        <w:t>ミステリーやマーダーミステリーが好きな人を中心に、探索や</w:t>
+      </w:r>
+    </w:p>
+    <w:p>
+      <w:pPr>
+        <w:rPr>
+          <w:rFonts w:ascii="ＭＳ Ｐ明朝" w:eastAsia="ＭＳ Ｐ明朝" w:hAnsi="ＭＳ Ｐ明朝"/>
+        </w:rPr>
+      </w:pPr>
+      <w:r>
+        <w:rPr>
+          <w:rFonts w:ascii="ＭＳ Ｐ明朝" w:eastAsia="ＭＳ Ｐ明朝" w:hAnsi="ＭＳ Ｐ明朝"/>
+        </w:rPr>
+        <w:t>議論を通して自分で推理することが好きなゲームユーザー</w:t>
       </w:r>
     </w:p>
     <w:p>
@@ -196,182 +203,289 @@
           <w:b/>
           <w:bCs/>
         </w:rPr>
-        <w:t>制作スケジュール</w:t>
-      </w:r>
-    </w:p>
-    <w:p>
-      <w:pPr>
-        <w:rPr>
-          <w:rFonts w:ascii="ＭＳ Ｐ明朝" w:eastAsia="ＭＳ Ｐ明朝" w:hAnsi="ＭＳ Ｐ明朝"/>
-        </w:rPr>
-      </w:pPr>
-      <w:r>
-        <w:rPr>
-          <w:rFonts w:ascii="ＭＳ Ｐ明朝" w:eastAsia="ＭＳ Ｐ明朝" w:hAnsi="ＭＳ Ｐ明朝" w:hint="eastAsia"/>
-        </w:rPr>
-        <w:t>5月</w:t>
-      </w:r>
-      <w:r>
-        <w:rPr>
-          <w:rFonts w:ascii="ＭＳ Ｐ明朝" w:eastAsia="ＭＳ Ｐ明朝" w:hAnsi="ＭＳ Ｐ明朝"/>
-        </w:rPr>
-        <w:tab/>
-      </w:r>
-      <w:r>
-        <w:rPr>
-          <w:rFonts w:ascii="ＭＳ Ｐ明朝" w:eastAsia="ＭＳ Ｐ明朝" w:hAnsi="ＭＳ Ｐ明朝" w:hint="eastAsia"/>
-        </w:rPr>
-        <w:t>テーマの設定</w:t>
-      </w:r>
-    </w:p>
-    <w:p>
-      <w:pPr>
-        <w:rPr>
-          <w:rFonts w:ascii="ＭＳ Ｐ明朝" w:eastAsia="ＭＳ Ｐ明朝" w:hAnsi="ＭＳ Ｐ明朝"/>
-        </w:rPr>
-      </w:pPr>
-      <w:r>
-        <w:rPr>
-          <w:rFonts w:ascii="ＭＳ Ｐ明朝" w:eastAsia="ＭＳ Ｐ明朝" w:hAnsi="ＭＳ Ｐ明朝" w:hint="eastAsia"/>
-        </w:rPr>
-        <w:t>6月</w:t>
-      </w:r>
-      <w:r>
-        <w:rPr>
-          <w:rFonts w:ascii="ＭＳ Ｐ明朝" w:eastAsia="ＭＳ Ｐ明朝" w:hAnsi="ＭＳ Ｐ明朝" w:hint="eastAsia"/>
-        </w:rPr>
-        <w:t xml:space="preserve">　　　</w:t>
-      </w:r>
-      <w:r>
-        <w:rPr>
-          <w:rFonts w:ascii="ＭＳ Ｐ明朝" w:eastAsia="ＭＳ Ｐ明朝" w:hAnsi="ＭＳ Ｐ明朝"/>
-        </w:rPr>
-        <w:t>制作物の概要についてまとめる</w:t>
-      </w:r>
-    </w:p>
-    <w:p>
-      <w:pPr>
-        <w:rPr>
-          <w:rFonts w:ascii="ＭＳ Ｐ明朝" w:eastAsia="ＭＳ Ｐ明朝" w:hAnsi="ＭＳ Ｐ明朝"/>
-        </w:rPr>
-      </w:pPr>
-      <w:r>
-        <w:rPr>
-          <w:rFonts w:ascii="ＭＳ Ｐ明朝" w:eastAsia="ＭＳ Ｐ明朝" w:hAnsi="ＭＳ Ｐ明朝" w:hint="eastAsia"/>
-        </w:rPr>
-        <w:t>7月</w:t>
-      </w:r>
-      <w:r>
-        <w:rPr>
-          <w:rFonts w:ascii="ＭＳ Ｐ明朝" w:eastAsia="ＭＳ Ｐ明朝" w:hAnsi="ＭＳ Ｐ明朝" w:hint="eastAsia"/>
-        </w:rPr>
-        <w:t xml:space="preserve">　　　</w:t>
-      </w:r>
-      <w:r>
-        <w:rPr>
-          <w:rFonts w:ascii="ＭＳ Ｐ明朝" w:eastAsia="ＭＳ Ｐ明朝" w:hAnsi="ＭＳ Ｐ明朝"/>
-        </w:rPr>
-        <w:t>Illustratorでワイヤーフレーム作成</w:t>
-      </w:r>
-    </w:p>
-    <w:p>
-      <w:pPr>
-        <w:rPr>
-          <w:rFonts w:ascii="ＭＳ Ｐ明朝" w:eastAsia="ＭＳ Ｐ明朝" w:hAnsi="ＭＳ Ｐ明朝"/>
-        </w:rPr>
-      </w:pPr>
-      <w:r>
-        <w:rPr>
-          <w:rFonts w:ascii="ＭＳ Ｐ明朝" w:eastAsia="ＭＳ Ｐ明朝" w:hAnsi="ＭＳ Ｐ明朝" w:hint="eastAsia"/>
-        </w:rPr>
-        <w:t>8月</w:t>
-      </w:r>
-      <w:r>
-        <w:rPr>
-          <w:rFonts w:ascii="ＭＳ Ｐ明朝" w:eastAsia="ＭＳ Ｐ明朝" w:hAnsi="ＭＳ Ｐ明朝" w:hint="eastAsia"/>
-        </w:rPr>
-        <w:t xml:space="preserve">　　　</w:t>
-      </w:r>
-      <w:r>
-        <w:rPr>
-          <w:rFonts w:ascii="ＭＳ Ｐ明朝" w:eastAsia="ＭＳ Ｐ明朝" w:hAnsi="ＭＳ Ｐ明朝"/>
-        </w:rPr>
-        <w:t>Webサイトで使用するイラスト制作</w:t>
-      </w:r>
-    </w:p>
-    <w:p>
-      <w:pPr>
-        <w:rPr>
-          <w:rFonts w:ascii="ＭＳ Ｐ明朝" w:eastAsia="ＭＳ Ｐ明朝" w:hAnsi="ＭＳ Ｐ明朝"/>
-        </w:rPr>
-      </w:pPr>
-      <w:r>
-        <w:rPr>
-          <w:rFonts w:ascii="ＭＳ Ｐ明朝" w:eastAsia="ＭＳ Ｐ明朝" w:hAnsi="ＭＳ Ｐ明朝" w:hint="eastAsia"/>
-        </w:rPr>
-        <w:t>9月</w:t>
-      </w:r>
-      <w:r>
-        <w:rPr>
-          <w:rFonts w:ascii="ＭＳ Ｐ明朝" w:eastAsia="ＭＳ Ｐ明朝" w:hAnsi="ＭＳ Ｐ明朝" w:hint="eastAsia"/>
-        </w:rPr>
-        <w:t xml:space="preserve">　　　</w:t>
-      </w:r>
-      <w:r>
-        <w:rPr>
-          <w:rFonts w:ascii="ＭＳ Ｐ明朝" w:eastAsia="ＭＳ Ｐ明朝" w:hAnsi="ＭＳ Ｐ明朝"/>
-        </w:rPr>
-        <w:t>HTML・CSSでWebサイトを制作開始</w:t>
-      </w:r>
-    </w:p>
-    <w:p>
-      <w:pPr>
-        <w:rPr>
-          <w:rFonts w:ascii="ＭＳ Ｐ明朝" w:eastAsia="ＭＳ Ｐ明朝" w:hAnsi="ＭＳ Ｐ明朝"/>
-        </w:rPr>
-      </w:pPr>
-      <w:r>
-        <w:rPr>
-          <w:rFonts w:ascii="ＭＳ Ｐ明朝" w:eastAsia="ＭＳ Ｐ明朝" w:hAnsi="ＭＳ Ｐ明朝" w:hint="eastAsia"/>
-        </w:rPr>
-        <w:t>１０月</w:t>
-      </w:r>
-      <w:r>
-        <w:rPr>
-          <w:rFonts w:ascii="ＭＳ Ｐ明朝" w:eastAsia="ＭＳ Ｐ明朝" w:hAnsi="ＭＳ Ｐ明朝" w:hint="eastAsia"/>
-        </w:rPr>
-        <w:t xml:space="preserve">　　</w:t>
-      </w:r>
-      <w:r>
-        <w:rPr>
-          <w:rFonts w:ascii="ＭＳ Ｐ明朝" w:eastAsia="ＭＳ Ｐ明朝" w:hAnsi="ＭＳ Ｐ明朝"/>
-        </w:rPr>
-        <w:t>デザイン調整、コーディング</w:t>
-      </w:r>
-    </w:p>
-    <w:p>
-      <w:pPr>
-        <w:rPr>
-          <w:rFonts w:ascii="ＭＳ Ｐ明朝" w:eastAsia="ＭＳ Ｐ明朝" w:hAnsi="ＭＳ Ｐ明朝"/>
-        </w:rPr>
-      </w:pPr>
-      <w:r>
-        <w:rPr>
-          <w:rFonts w:ascii="ＭＳ Ｐ明朝" w:eastAsia="ＭＳ Ｐ明朝" w:hAnsi="ＭＳ Ｐ明朝" w:hint="eastAsia"/>
-        </w:rPr>
-        <w:t>11月</w:t>
-      </w:r>
-      <w:r>
-        <w:rPr>
-          <w:rFonts w:ascii="ＭＳ Ｐ明朝" w:eastAsia="ＭＳ Ｐ明朝" w:hAnsi="ＭＳ Ｐ明朝" w:hint="eastAsia"/>
-        </w:rPr>
-        <w:t xml:space="preserve">　　</w:t>
-      </w:r>
-      <w:r>
-        <w:rPr>
-          <w:rFonts w:ascii="ＭＳ Ｐ明朝" w:eastAsia="ＭＳ Ｐ明朝" w:hAnsi="ＭＳ Ｐ明朝"/>
-        </w:rPr>
-        <w:t>Webサイトの修正・動作確認</w:t>
+        <w:t>分析</w:t>
+      </w:r>
+    </w:p>
+    <w:p>
+      <w:pPr>
+        <w:rPr>
+          <w:rFonts w:ascii="ＭＳ Ｐ明朝" w:eastAsia="ＭＳ Ｐ明朝" w:hAnsi="ＭＳ Ｐ明朝"/>
+          <w:u w:val="double"/>
+        </w:rPr>
+      </w:pPr>
+      <w:r>
+        <w:rPr>
+          <w:rFonts w:ascii="ＭＳ Ｐ明朝" w:eastAsia="ＭＳ Ｐ明朝" w:hAnsi="ＭＳ Ｐ明朝"/>
+          <w:u w:val="double"/>
+        </w:rPr>
+        <w:t>近年のインディーゲーム市場におけるヒットの要因</w:t>
+      </w:r>
+    </w:p>
+    <w:p>
+      <w:pPr>
+        <w:rPr>
+          <w:rFonts w:ascii="ＭＳ Ｐ明朝" w:eastAsia="ＭＳ Ｐ明朝" w:hAnsi="ＭＳ Ｐ明朝"/>
+        </w:rPr>
+      </w:pPr>
+      <w:r>
+        <w:rPr>
+          <w:rFonts w:ascii="ＭＳ Ｐ明朝" w:eastAsia="ＭＳ Ｐ明朝" w:hAnsi="ＭＳ Ｐ明朝"/>
+        </w:rPr>
+        <w:t>近年のインディーゲームにおいて、作品のヒットや爆発的な認知を支えている</w:t>
+      </w:r>
+      <w:r>
+        <w:rPr>
+          <w:rFonts w:ascii="ＭＳ Ｐ明朝" w:eastAsia="ＭＳ Ｐ明朝" w:hAnsi="ＭＳ Ｐ明朝" w:hint="eastAsia"/>
+        </w:rPr>
+        <w:t xml:space="preserve">　　　　　　　　　　　　　　　　　　　　　　　→</w:t>
+      </w:r>
+      <w:r>
+        <w:rPr>
+          <w:rFonts w:ascii="ＭＳ Ｐ明朝" w:eastAsia="ＭＳ Ｐ明朝" w:hAnsi="ＭＳ Ｐ明朝"/>
+        </w:rPr>
+        <w:t>ユーザー自身による自主的な宣伝・拡散行動である。</w:t>
+      </w:r>
+    </w:p>
+    <w:p>
+      <w:pPr>
+        <w:numPr>
+          <w:ilvl w:val="0"/>
+          <w:numId w:val="6"/>
+        </w:numPr>
+        <w:rPr>
+          <w:rFonts w:ascii="ＭＳ Ｐ明朝" w:eastAsia="ＭＳ Ｐ明朝" w:hAnsi="ＭＳ Ｐ明朝"/>
+        </w:rPr>
+      </w:pPr>
+      <w:r>
+        <w:rPr>
+          <w:rFonts w:ascii="ＭＳ Ｐ明朝" w:eastAsia="ＭＳ Ｐ明朝" w:hAnsi="ＭＳ Ｐ明朝"/>
+        </w:rPr>
+        <w:t>ゲーム実況・配信による「観客」の巻き込み</w:t>
+      </w:r>
+      <w:r>
+        <w:rPr>
+          <w:rFonts w:ascii="ＭＳ Ｐ明朝" w:eastAsia="ＭＳ Ｐ明朝" w:hAnsi="ＭＳ Ｐ明朝" w:hint="eastAsia"/>
+        </w:rPr>
+        <w:t xml:space="preserve">　　　　　　　　　　　　　　　　　　　　　　　　　　　　　　　　　　　　　　　　</w:t>
+      </w:r>
+      <w:r>
+        <w:rPr>
+          <w:rFonts w:ascii="ＭＳ Ｐ明朝" w:eastAsia="ＭＳ Ｐ明朝" w:hAnsi="ＭＳ Ｐ明朝"/>
+        </w:rPr>
+        <w:t>動画配信者がプレイし、視聴者がそれをリアルタイムで楽しむことで話題</w:t>
+      </w:r>
+      <w:r>
+        <w:rPr>
+          <w:rFonts w:ascii="ＭＳ Ｐ明朝" w:eastAsia="ＭＳ Ｐ明朝" w:hAnsi="ＭＳ Ｐ明朝" w:hint="eastAsia"/>
+        </w:rPr>
+        <w:t>化</w:t>
+      </w:r>
+    </w:p>
+    <w:p>
+      <w:pPr>
+        <w:numPr>
+          <w:ilvl w:val="0"/>
+          <w:numId w:val="6"/>
+        </w:numPr>
+        <w:rPr>
+          <w:rFonts w:ascii="ＭＳ Ｐ明朝" w:eastAsia="ＭＳ Ｐ明朝" w:hAnsi="ＭＳ Ｐ明朝"/>
+        </w:rPr>
+      </w:pPr>
+      <w:r>
+        <w:rPr>
+          <w:rFonts w:ascii="ＭＳ Ｐ明朝" w:eastAsia="ＭＳ Ｐ明朝" w:hAnsi="ＭＳ Ｐ明朝"/>
+        </w:rPr>
+        <w:t>ファンコミュニティによる熱量の持続</w:t>
+      </w:r>
+      <w:r>
+        <w:rPr>
+          <w:rFonts w:ascii="ＭＳ Ｐ明朝" w:eastAsia="ＭＳ Ｐ明朝" w:hAnsi="ＭＳ Ｐ明朝" w:hint="eastAsia"/>
+        </w:rPr>
+        <w:t xml:space="preserve">　　　　　　　　　　　　　　　　　　　　　　　　　　　　　　　　　　　　　　　　　　　　　</w:t>
+      </w:r>
+      <w:r>
+        <w:rPr>
+          <w:rFonts w:ascii="ＭＳ Ｐ明朝" w:eastAsia="ＭＳ Ｐ明朝" w:hAnsi="ＭＳ Ｐ明朝"/>
+        </w:rPr>
+        <w:t>動画や実況で作品を知ったユーザーが、SNS上でファンアート（二次創作）を</w:t>
+      </w:r>
+      <w:r>
+        <w:rPr>
+          <w:rFonts w:ascii="ＭＳ Ｐ明朝" w:eastAsia="ＭＳ Ｐ明朝" w:hAnsi="ＭＳ Ｐ明朝" w:hint="eastAsia"/>
+        </w:rPr>
+        <w:t xml:space="preserve">　　　　　　　　　　　　　　　　　　　</w:t>
+      </w:r>
+      <w:r>
+        <w:rPr>
+          <w:rFonts w:ascii="ＭＳ Ｐ明朝" w:eastAsia="ＭＳ Ｐ明朝" w:hAnsi="ＭＳ Ｐ明朝"/>
+        </w:rPr>
+        <w:t>描いたり、設定の深さを語り合うことでトレンドが維持される</w:t>
+      </w:r>
+    </w:p>
+    <w:p>
+      <w:pPr>
+        <w:ind w:left="220" w:hangingChars="100" w:hanging="220"/>
+        <w:rPr>
+          <w:rFonts w:ascii="ＭＳ Ｐ明朝" w:eastAsia="ＭＳ Ｐ明朝" w:hAnsi="ＭＳ Ｐ明朝"/>
+        </w:rPr>
+      </w:pPr>
+      <w:r>
+        <w:rPr>
+          <w:rFonts w:ascii="ＭＳ Ｐ明朝" w:eastAsia="ＭＳ Ｐ明朝" w:hAnsi="ＭＳ Ｐ明朝" w:hint="eastAsia"/>
+        </w:rPr>
+        <w:t>⇒</w:t>
+      </w:r>
+      <w:r>
+        <w:rPr>
+          <w:rFonts w:ascii="ＭＳ Ｐ明朝" w:eastAsia="ＭＳ Ｐ明朝" w:hAnsi="ＭＳ Ｐ明朝"/>
+        </w:rPr>
+        <w:t>現代のインディーゲームのヒットには「ユーザーが他人に共有したく</w:t>
+      </w:r>
+      <w:r>
+        <w:rPr>
+          <w:rFonts w:ascii="ＭＳ Ｐ明朝" w:eastAsia="ＭＳ Ｐ明朝" w:hAnsi="ＭＳ Ｐ明朝" w:hint="eastAsia"/>
+        </w:rPr>
+        <w:t xml:space="preserve">　　　　　　　　　　　　　　　　　　　　　　　　　　　　</w:t>
+      </w:r>
+      <w:r>
+        <w:rPr>
+          <w:rFonts w:ascii="ＭＳ Ｐ明朝" w:eastAsia="ＭＳ Ｐ明朝" w:hAnsi="ＭＳ Ｐ明朝"/>
+        </w:rPr>
+        <w:t>なる要素」があらかじめデザインされていることが必須条件</w:t>
+      </w:r>
+    </w:p>
+    <w:p>
+      <w:r>
+        <w:rPr>
+          <w:rFonts w:ascii="ＭＳ Ｐ明朝" w:eastAsia="ＭＳ Ｐ明朝" w:hAnsi="ＭＳ Ｐ明朝" w:hint="eastAsia"/>
+          <w:u w:val="double"/>
+        </w:rPr>
+        <w:t>実際のゲームのwebサイトで掲載されているものが多いもの</w:t>
+      </w:r>
+      <w:r>
+        <w:rPr>
+          <w:rFonts w:ascii="ＭＳ Ｐ明朝" w:eastAsia="ＭＳ Ｐ明朝" w:hAnsi="ＭＳ Ｐ明朝" w:hint="eastAsia"/>
+        </w:rPr>
+        <w:t xml:space="preserve">　　　　　　　　　　　　　　　　　　　　　　　　　　　　　　　　　　　キャラクター</w:t>
+      </w:r>
+      <w:r>
+        <w:rPr>
+          <w:rFonts w:ascii="ＭＳ Ｐ明朝" w:eastAsia="ＭＳ Ｐ明朝" w:hAnsi="ＭＳ Ｐ明朝" w:hint="eastAsia"/>
+        </w:rPr>
+        <w:t xml:space="preserve">・ストーリー等の世界観、ゲームシステムの説明、製品情報、アップデートやコラボなどのお知らせ　　　　　参考：魔法少女の魔女裁判　</w:t>
+      </w:r>
+      <w:hyperlink r:id="rId8" w:history="1">
+        <w:r>
+          <w:rPr>
+            <w:rStyle w:val="af0"/>
+            <w:rFonts w:ascii="ＭＳ Ｐ明朝" w:eastAsia="ＭＳ Ｐ明朝" w:hAnsi="ＭＳ Ｐ明朝"/>
+          </w:rPr>
+          <w:t>https://manosaba.com/</w:t>
+        </w:r>
+      </w:hyperlink>
+      <w:r>
+        <w:rPr>
+          <w:rFonts w:ascii="ＭＳ Ｐ明朝" w:eastAsia="ＭＳ Ｐ明朝" w:hAnsi="ＭＳ Ｐ明朝" w:hint="eastAsia"/>
+        </w:rPr>
+        <w:t>、メメントモリ</w:t>
+      </w:r>
+      <w:hyperlink r:id="rId9" w:history="1">
+        <w:r>
+          <w:rPr>
+            <w:rStyle w:val="af0"/>
+            <w:rFonts w:ascii="ＭＳ Ｐ明朝" w:eastAsia="ＭＳ Ｐ明朝" w:hAnsi="ＭＳ Ｐ明朝"/>
+          </w:rPr>
+          <w:t>https://mememori-game.com/</w:t>
+        </w:r>
+      </w:hyperlink>
+    </w:p>
+    <w:p>
+      <w:pPr>
+        <w:rPr>
+          <w:rFonts w:ascii="ＭＳ Ｐ明朝" w:eastAsia="ＭＳ Ｐ明朝" w:hAnsi="ＭＳ Ｐ明朝"/>
+        </w:rPr>
+      </w:pPr>
+    </w:p>
+    <w:p>
+      <w:pPr>
+        <w:rPr>
+          <w:rFonts w:ascii="ＭＳ Ｐ明朝" w:eastAsia="ＭＳ Ｐ明朝" w:hAnsi="ＭＳ Ｐ明朝"/>
+        </w:rPr>
+      </w:pPr>
+      <w:r>
+        <w:rPr>
+          <w:rFonts w:ascii="ＭＳ Ｐ明朝" w:eastAsia="ＭＳ Ｐ明朝" w:hAnsi="ＭＳ Ｐ明朝" w:hint="eastAsia"/>
+          <w:highlight w:val="cyan"/>
+        </w:rPr>
+        <w:t>★</w:t>
+      </w:r>
+      <w:r>
+        <w:rPr>
+          <w:rFonts w:ascii="ＭＳ Ｐ明朝" w:eastAsia="ＭＳ Ｐ明朝" w:hAnsi="ＭＳ Ｐ明朝" w:hint="eastAsia"/>
+          <w:highlight w:val="cyan"/>
+        </w:rPr>
+        <w:t>なぜ公式のゲームウェブサイトを制作するのか</w:t>
+      </w:r>
+    </w:p>
+    <w:p>
+      <w:pPr>
+        <w:rPr>
+          <w:rFonts w:ascii="ＭＳ Ｐ明朝" w:eastAsia="ＭＳ Ｐ明朝" w:hAnsi="ＭＳ Ｐ明朝"/>
+        </w:rPr>
+      </w:pPr>
+      <w:r>
+        <w:rPr>
+          <w:rFonts w:ascii="ＭＳ Ｐ明朝" w:eastAsia="ＭＳ Ｐ明朝" w:hAnsi="ＭＳ Ｐ明朝"/>
+        </w:rPr>
+        <w:t>SNS</w:t>
+      </w:r>
+      <w:r>
+        <w:rPr>
+          <w:rFonts w:ascii="ＭＳ Ｐ明朝" w:eastAsia="ＭＳ Ｐ明朝" w:hAnsi="ＭＳ Ｐ明朝" w:hint="eastAsia"/>
+        </w:rPr>
+        <w:t>の欠点→</w:t>
+      </w:r>
+      <w:r>
+        <w:rPr>
+          <w:rFonts w:ascii="ＭＳ Ｐ明朝" w:eastAsia="ＭＳ Ｐ明朝" w:hAnsi="ＭＳ Ｐ明朝"/>
+        </w:rPr>
+        <w:t>タイムラインを情報が瞬時に流れ去る</w:t>
+      </w:r>
+      <w:r>
+        <w:rPr>
+          <w:rFonts w:ascii="ＭＳ Ｐ明朝" w:eastAsia="ＭＳ Ｐ明朝" w:hAnsi="ＭＳ Ｐ明朝" w:hint="eastAsia"/>
+        </w:rPr>
+        <w:t>、</w:t>
+      </w:r>
+      <w:r>
+        <w:rPr>
+          <w:rFonts w:ascii="ＭＳ Ｐ明朝" w:eastAsia="ＭＳ Ｐ明朝" w:hAnsi="ＭＳ Ｐ明朝"/>
+        </w:rPr>
+        <w:t>断片的なポストではユーザー</w:t>
+      </w:r>
+      <w:r>
+        <w:rPr>
+          <w:rFonts w:ascii="ＭＳ Ｐ明朝" w:eastAsia="ＭＳ Ｐ明朝" w:hAnsi="ＭＳ Ｐ明朝" w:hint="eastAsia"/>
+        </w:rPr>
+        <w:t xml:space="preserve">に印象が残らない　　　　　　　　ユーザーのタイムラインには、他人の日常ポストや無関係な広告といった「ノイズ」が常に混ざる　　　　　　　　　　　　</w:t>
+      </w:r>
+      <w:r>
+        <w:rPr>
+          <w:rFonts w:ascii="ＭＳ Ｐ明朝" w:eastAsia="ＭＳ Ｐ明朝" w:hAnsi="ＭＳ Ｐ明朝"/>
+        </w:rPr>
+        <w:t>文字数や画像枚数の制限により、深いストーリー背景や複雑なゲームシステムを「点」でしか伝えることが</w:t>
+      </w:r>
+      <w:r>
+        <w:rPr>
+          <w:rFonts w:ascii="ＭＳ Ｐ明朝" w:eastAsia="ＭＳ Ｐ明朝" w:hAnsi="ＭＳ Ｐ明朝" w:hint="eastAsia"/>
+        </w:rPr>
+        <w:t xml:space="preserve">　　　　　　</w:t>
+      </w:r>
+      <w:r>
+        <w:rPr>
+          <w:rFonts w:ascii="ＭＳ Ｐ明朝" w:eastAsia="ＭＳ Ｐ明朝" w:hAnsi="ＭＳ Ｐ明朝"/>
+        </w:rPr>
+        <w:t>できず、ユーザーに「全貌を理解した上での確固たる購買衝動」を植え付けるには至らない</w:t>
       </w:r>
     </w:p>
     <w:p>
@@ -380,66 +494,1374 @@
           <w:rFonts w:ascii="ＭＳ Ｐ明朝" w:eastAsia="ＭＳ Ｐ明朝" w:hAnsi="ＭＳ Ｐ明朝"/>
           <w:b/>
           <w:bCs/>
-        </w:rPr>
-      </w:pPr>
-      <w:r>
-        <w:rPr>
-          <w:rFonts w:ascii="ＭＳ Ｐ明朝" w:eastAsia="ＭＳ Ｐ明朝" w:hAnsi="ＭＳ Ｐ明朝" w:hint="eastAsia"/>
+          <w:color w:val="EE0000"/>
+          <w:u w:val="thick"/>
+        </w:rPr>
+      </w:pPr>
+      <w:r>
+        <w:rPr>
+          <w:rFonts w:ascii="ＭＳ Ｐ明朝" w:eastAsia="ＭＳ Ｐ明朝" w:hAnsi="ＭＳ Ｐ明朝" w:hint="eastAsia"/>
+        </w:rPr>
+        <w:t>⇒</w:t>
+      </w:r>
+      <w:r>
+        <w:rPr>
+          <w:rFonts w:ascii="ＭＳ Ｐ明朝" w:eastAsia="ＭＳ Ｐ明朝" w:hAnsi="ＭＳ Ｐ明朝" w:hint="eastAsia"/>
+          <w:color w:val="EE0000"/>
+          <w:highlight w:val="yellow"/>
+          <w:u w:val="single"/>
+        </w:rPr>
+        <w:t>SNSで興味を持ったユーザーにこのゲーム面白そうとさらに引き込むための場として独立したwebサイトを制作</w:t>
+      </w:r>
+    </w:p>
+    <w:p>
+      <w:pPr>
+        <w:rPr>
+          <w:rFonts w:ascii="ＭＳ Ｐ明朝" w:eastAsia="ＭＳ Ｐ明朝" w:hAnsi="ＭＳ Ｐ明朝"/>
+          <w:color w:val="000000" w:themeColor="text1"/>
+        </w:rPr>
+      </w:pPr>
+      <w:r>
+        <w:rPr>
+          <w:rFonts w:ascii="ＭＳ Ｐ明朝" w:eastAsia="ＭＳ Ｐ明朝" w:hAnsi="ＭＳ Ｐ明朝" w:hint="eastAsia"/>
+          <w:color w:val="000000" w:themeColor="text1"/>
+          <w:highlight w:val="cyan"/>
+        </w:rPr>
+        <w:t>★</w:t>
+      </w:r>
+      <w:r>
+        <w:rPr>
+          <w:rFonts w:ascii="ＭＳ Ｐ明朝" w:eastAsia="ＭＳ Ｐ明朝" w:hAnsi="ＭＳ Ｐ明朝" w:hint="eastAsia"/>
+          <w:color w:val="000000" w:themeColor="text1"/>
+          <w:highlight w:val="cyan"/>
+        </w:rPr>
+        <w:t>webサイトを制作するうえでの注意点</w:t>
+      </w:r>
+    </w:p>
+    <w:p>
+      <w:pPr>
+        <w:numPr>
+          <w:ilvl w:val="0"/>
+          <w:numId w:val="12"/>
+        </w:numPr>
+        <w:rPr>
+          <w:rFonts w:ascii="ＭＳ Ｐ明朝" w:eastAsia="ＭＳ Ｐ明朝" w:hAnsi="ＭＳ Ｐ明朝"/>
+          <w:color w:val="000000" w:themeColor="text1"/>
+        </w:rPr>
+      </w:pPr>
+      <w:r>
+        <w:rPr>
+          <w:rFonts w:ascii="ＭＳ Ｐ明朝" w:eastAsia="ＭＳ Ｐ明朝" w:hAnsi="ＭＳ Ｐ明朝"/>
+          <w:color w:val="000000" w:themeColor="text1"/>
+        </w:rPr>
+        <w:t>『NORTH CARTE』はミステリーゲームのため、</w:t>
+      </w:r>
+      <w:r>
+        <w:rPr>
+          <w:rFonts w:ascii="ＭＳ Ｐ明朝" w:eastAsia="ＭＳ Ｐ明朝" w:hAnsi="ＭＳ Ｐ明朝"/>
           <w:b/>
           <w:bCs/>
-        </w:rPr>
-        <w:t>備品・準備について</w:t>
-      </w:r>
-    </w:p>
-    <w:p>
-      <w:pPr>
-        <w:rPr>
-          <w:rFonts w:ascii="ＭＳ Ｐ明朝" w:eastAsia="ＭＳ Ｐ明朝" w:hAnsi="ＭＳ Ｐ明朝"/>
-        </w:rPr>
-      </w:pPr>
-      <w:r>
-        <w:rPr>
-          <w:rFonts w:ascii="ＭＳ Ｐ明朝" w:eastAsia="ＭＳ Ｐ明朝" w:hAnsi="ＭＳ Ｐ明朝"/>
-        </w:rPr>
-        <w:t>・パソコン，Visual　Studio　Code、THML/CSS，</w:t>
-      </w:r>
-      <w:r>
-        <w:rPr>
-          <w:rFonts w:ascii="ＭＳ Ｐ明朝" w:eastAsia="ＭＳ Ｐ明朝" w:hAnsi="ＭＳ Ｐ明朝" w:hint="eastAsia"/>
-        </w:rPr>
-        <w:t xml:space="preserve">キャラクターのイラスト、写真 </w:t>
-      </w:r>
-    </w:p>
-    <w:p>
-      <w:pPr>
+          <w:color w:val="000000" w:themeColor="text1"/>
+        </w:rPr>
+        <w:t>Webサイトで事件の真相を明かさない</w:t>
+      </w:r>
+      <w:r>
+        <w:rPr>
+          <w:rFonts w:ascii="ＭＳ Ｐ明朝" w:eastAsia="ＭＳ Ｐ明朝" w:hAnsi="ＭＳ Ｐ明朝"/>
+          <w:color w:val="000000" w:themeColor="text1"/>
+        </w:rPr>
+        <w:t xml:space="preserve">ことを意識する </w:t>
+      </w:r>
+    </w:p>
+    <w:p>
+      <w:pPr>
+        <w:numPr>
+          <w:ilvl w:val="0"/>
+          <w:numId w:val="12"/>
+        </w:numPr>
+        <w:rPr>
+          <w:rFonts w:ascii="ＭＳ Ｐ明朝" w:eastAsia="ＭＳ Ｐ明朝" w:hAnsi="ＭＳ Ｐ明朝"/>
+          <w:color w:val="000000" w:themeColor="text1"/>
+        </w:rPr>
+      </w:pPr>
+      <w:r>
+        <w:rPr>
+          <w:rFonts w:ascii="ＭＳ Ｐ明朝" w:eastAsia="ＭＳ Ｐ明朝" w:hAnsi="ＭＳ Ｐ明朝"/>
+          <w:color w:val="000000" w:themeColor="text1"/>
+        </w:rPr>
+        <w:t>情報を「魅せる情報」と「隠す情報」に分けて整理する</w:t>
+      </w:r>
+    </w:p>
+    <w:p>
+      <w:pPr>
+        <w:numPr>
+          <w:ilvl w:val="0"/>
+          <w:numId w:val="12"/>
+        </w:numPr>
         <w:rPr>
           <w:rFonts w:ascii="ＭＳ Ｐ明朝" w:eastAsia="ＭＳ Ｐ明朝" w:hAnsi="ＭＳ Ｐ明朝"/>
           <w:b/>
           <w:bCs/>
-        </w:rPr>
-      </w:pPr>
-      <w:r>
-        <w:rPr>
-          <w:rFonts w:ascii="ＭＳ Ｐ明朝" w:eastAsia="ＭＳ Ｐ明朝" w:hAnsi="ＭＳ Ｐ明朝" w:hint="eastAsia"/>
+          <w:color w:val="000000" w:themeColor="text1"/>
+        </w:rPr>
+        <w:sectPr>
+          <w:pgSz w:w="11906" w:h="16838"/>
+          <w:pgMar w:top="720" w:right="720" w:bottom="720" w:left="720" w:header="851" w:footer="992" w:gutter="0"/>
+          <w:cols w:space="425"/>
+          <w:docGrid w:type="lines" w:linePitch="360"/>
+        </w:sectPr>
+      </w:pPr>
+    </w:p>
+    <w:p>
+      <w:pPr>
+        <w:numPr>
+          <w:ilvl w:val="0"/>
+          <w:numId w:val="12"/>
+        </w:numPr>
+        <w:rPr>
+          <w:rFonts w:ascii="ＭＳ Ｐ明朝" w:eastAsia="ＭＳ Ｐ明朝" w:hAnsi="ＭＳ Ｐ明朝"/>
+          <w:color w:val="000000" w:themeColor="text1"/>
+        </w:rPr>
+      </w:pPr>
+      <w:r>
+        <w:rPr>
+          <w:rFonts w:ascii="ＭＳ Ｐ明朝" w:eastAsia="ＭＳ Ｐ明朝" w:hAnsi="ＭＳ Ｐ明朝"/>
           <w:b/>
           <w:bCs/>
-        </w:rPr>
-        <w:t>制作案</w:t>
-      </w:r>
-    </w:p>
-    <w:p>
-      <w:pPr>
+          <w:color w:val="000000" w:themeColor="text1"/>
+        </w:rPr>
+        <w:lastRenderedPageBreak/>
+        <w:t>魅せる情報</w:t>
+      </w:r>
+      <w:r>
+        <w:rPr>
+          <w:rFonts w:ascii="ＭＳ Ｐ明朝" w:eastAsia="ＭＳ Ｐ明朝" w:hAnsi="ＭＳ Ｐ明朝"/>
+          <w:color w:val="000000" w:themeColor="text1"/>
+        </w:rPr>
+        <w:t xml:space="preserve"> </w:t>
+      </w:r>
+    </w:p>
+    <w:p>
+      <w:pPr>
+        <w:numPr>
+          <w:ilvl w:val="1"/>
+          <w:numId w:val="12"/>
+        </w:numPr>
+        <w:rPr>
+          <w:rFonts w:ascii="ＭＳ Ｐ明朝" w:eastAsia="ＭＳ Ｐ明朝" w:hAnsi="ＭＳ Ｐ明朝"/>
+          <w:color w:val="000000" w:themeColor="text1"/>
+        </w:rPr>
+      </w:pPr>
+      <w:r>
+        <w:rPr>
+          <w:rFonts w:ascii="ＭＳ Ｐ明朝" w:eastAsia="ＭＳ Ｐ明朝" w:hAnsi="ＭＳ Ｐ明朝"/>
+          <w:color w:val="000000" w:themeColor="text1"/>
+        </w:rPr>
+        <w:t xml:space="preserve">ゲームの導入・舞台設定 </w:t>
+      </w:r>
+    </w:p>
+    <w:p>
+      <w:pPr>
+        <w:numPr>
+          <w:ilvl w:val="1"/>
+          <w:numId w:val="12"/>
+        </w:numPr>
+        <w:rPr>
+          <w:rFonts w:ascii="ＭＳ Ｐ明朝" w:eastAsia="ＭＳ Ｐ明朝" w:hAnsi="ＭＳ Ｐ明朝"/>
+          <w:color w:val="000000" w:themeColor="text1"/>
+        </w:rPr>
+      </w:pPr>
+      <w:r>
+        <w:rPr>
+          <w:rFonts w:ascii="ＭＳ Ｐ明朝" w:eastAsia="ＭＳ Ｐ明朝" w:hAnsi="ＭＳ Ｐ明朝" w:hint="eastAsia"/>
+          <w:color w:val="000000" w:themeColor="text1"/>
+        </w:rPr>
+        <w:t>ゲームの世界観</w:t>
+      </w:r>
+    </w:p>
+    <w:p>
+      <w:pPr>
+        <w:numPr>
+          <w:ilvl w:val="1"/>
+          <w:numId w:val="12"/>
+        </w:numPr>
+        <w:rPr>
+          <w:rFonts w:ascii="ＭＳ Ｐ明朝" w:eastAsia="ＭＳ Ｐ明朝" w:hAnsi="ＭＳ Ｐ明朝"/>
+          <w:color w:val="000000" w:themeColor="text1"/>
+        </w:rPr>
+      </w:pPr>
+      <w:r>
+        <w:rPr>
+          <w:rFonts w:ascii="ＭＳ Ｐ明朝" w:eastAsia="ＭＳ Ｐ明朝" w:hAnsi="ＭＳ Ｐ明朝"/>
+          <w:color w:val="000000" w:themeColor="text1"/>
+        </w:rPr>
+        <w:t xml:space="preserve">登場キャラクター </w:t>
+      </w:r>
+    </w:p>
+    <w:p>
+      <w:pPr>
+        <w:numPr>
+          <w:ilvl w:val="1"/>
+          <w:numId w:val="12"/>
+        </w:numPr>
+        <w:rPr>
+          <w:rFonts w:ascii="ＭＳ Ｐ明朝" w:eastAsia="ＭＳ Ｐ明朝" w:hAnsi="ＭＳ Ｐ明朝"/>
+          <w:color w:val="000000" w:themeColor="text1"/>
+        </w:rPr>
+      </w:pPr>
+      <w:r>
+        <w:rPr>
+          <w:rFonts w:ascii="ＭＳ Ｐ明朝" w:eastAsia="ＭＳ Ｐ明朝" w:hAnsi="ＭＳ Ｐ明朝"/>
+          <w:color w:val="000000" w:themeColor="text1"/>
+        </w:rPr>
+        <w:t xml:space="preserve">キャラクターの個性・能力 </w:t>
+      </w:r>
+    </w:p>
+    <w:p>
+      <w:pPr>
+        <w:numPr>
+          <w:ilvl w:val="1"/>
+          <w:numId w:val="12"/>
+        </w:numPr>
+        <w:rPr>
+          <w:rFonts w:ascii="ＭＳ Ｐ明朝" w:eastAsia="ＭＳ Ｐ明朝" w:hAnsi="ＭＳ Ｐ明朝"/>
+          <w:color w:val="000000" w:themeColor="text1"/>
+        </w:rPr>
+      </w:pPr>
+      <w:r>
+        <w:rPr>
+          <w:rFonts w:ascii="ＭＳ Ｐ明朝" w:eastAsia="ＭＳ Ｐ明朝" w:hAnsi="ＭＳ Ｐ明朝"/>
+          <w:color w:val="000000" w:themeColor="text1"/>
+        </w:rPr>
+        <w:t xml:space="preserve">探索・議論などのゲームシステム </w:t>
+      </w:r>
+    </w:p>
+    <w:p>
+      <w:pPr>
+        <w:numPr>
+          <w:ilvl w:val="1"/>
+          <w:numId w:val="12"/>
+        </w:numPr>
+        <w:rPr>
+          <w:rFonts w:ascii="ＭＳ Ｐ明朝" w:eastAsia="ＭＳ Ｐ明朝" w:hAnsi="ＭＳ Ｐ明朝"/>
+          <w:color w:val="000000" w:themeColor="text1"/>
+        </w:rPr>
+      </w:pPr>
+      <w:r>
+        <w:rPr>
+          <w:rFonts w:ascii="ＭＳ Ｐ明朝" w:eastAsia="ＭＳ Ｐ明朝" w:hAnsi="ＭＳ Ｐ明朝"/>
+          <w:color w:val="000000" w:themeColor="text1"/>
+        </w:rPr>
+        <w:t xml:space="preserve">ゲーム全体の雰囲気やビジュアル </w:t>
+      </w:r>
+    </w:p>
+    <w:p>
+      <w:pPr>
+        <w:numPr>
+          <w:ilvl w:val="1"/>
+          <w:numId w:val="12"/>
+        </w:numPr>
+        <w:rPr>
+          <w:rFonts w:ascii="ＭＳ Ｐ明朝" w:eastAsia="ＭＳ Ｐ明朝" w:hAnsi="ＭＳ Ｐ明朝"/>
+          <w:color w:val="000000" w:themeColor="text1"/>
+        </w:rPr>
+      </w:pPr>
+      <w:r>
+        <w:rPr>
+          <w:rFonts w:ascii="ＭＳ Ｐ明朝" w:eastAsia="ＭＳ Ｐ明朝" w:hAnsi="ＭＳ Ｐ明朝"/>
+          <w:color w:val="000000" w:themeColor="text1"/>
+        </w:rPr>
+        <w:t xml:space="preserve">「傀儡」という存在の概要 </w:t>
+      </w:r>
+    </w:p>
+    <w:p>
+      <w:pPr>
+        <w:numPr>
+          <w:ilvl w:val="0"/>
+          <w:numId w:val="12"/>
+        </w:numPr>
+        <w:rPr>
+          <w:rFonts w:ascii="ＭＳ Ｐ明朝" w:eastAsia="ＭＳ Ｐ明朝" w:hAnsi="ＭＳ Ｐ明朝"/>
+          <w:color w:val="000000" w:themeColor="text1"/>
+        </w:rPr>
+      </w:pPr>
+      <w:r>
         <w:rPr>
           <w:rFonts w:ascii="ＭＳ Ｐ明朝" w:eastAsia="ＭＳ Ｐ明朝" w:hAnsi="ＭＳ Ｐ明朝"/>
           <w:b/>
           <w:bCs/>
-        </w:rPr>
-      </w:pPr>
-      <w:r>
-        <w:rPr>
-          <w:rFonts w:ascii="ＭＳ Ｐ明朝" w:eastAsia="ＭＳ Ｐ明朝" w:hAnsi="ＭＳ Ｐ明朝" w:hint="eastAsia"/>
+          <w:color w:val="000000" w:themeColor="text1"/>
+        </w:rPr>
+        <w:t>隠す情報</w:t>
+      </w:r>
+      <w:r>
+        <w:rPr>
+          <w:rFonts w:ascii="ＭＳ Ｐ明朝" w:eastAsia="ＭＳ Ｐ明朝" w:hAnsi="ＭＳ Ｐ明朝"/>
+          <w:color w:val="000000" w:themeColor="text1"/>
+        </w:rPr>
+        <w:t xml:space="preserve"> </w:t>
+      </w:r>
+    </w:p>
+    <w:p>
+      <w:pPr>
+        <w:numPr>
+          <w:ilvl w:val="1"/>
+          <w:numId w:val="12"/>
+        </w:numPr>
+        <w:rPr>
+          <w:rFonts w:ascii="ＭＳ Ｐ明朝" w:eastAsia="ＭＳ Ｐ明朝" w:hAnsi="ＭＳ Ｐ明朝"/>
+          <w:color w:val="000000" w:themeColor="text1"/>
+        </w:rPr>
+      </w:pPr>
+      <w:r>
+        <w:rPr>
+          <w:rFonts w:ascii="ＭＳ Ｐ明朝" w:eastAsia="ＭＳ Ｐ明朝" w:hAnsi="ＭＳ Ｐ明朝"/>
+          <w:color w:val="000000" w:themeColor="text1"/>
+        </w:rPr>
+        <w:t xml:space="preserve">傀儡が誰なのか </w:t>
+      </w:r>
+    </w:p>
+    <w:p>
+      <w:pPr>
+        <w:numPr>
+          <w:ilvl w:val="1"/>
+          <w:numId w:val="12"/>
+        </w:numPr>
+        <w:rPr>
+          <w:rFonts w:ascii="ＭＳ Ｐ明朝" w:eastAsia="ＭＳ Ｐ明朝" w:hAnsi="ＭＳ Ｐ明朝"/>
+          <w:color w:val="000000" w:themeColor="text1"/>
+        </w:rPr>
+      </w:pPr>
+      <w:r>
+        <w:rPr>
+          <w:rFonts w:ascii="ＭＳ Ｐ明朝" w:eastAsia="ＭＳ Ｐ明朝" w:hAnsi="ＭＳ Ｐ明朝"/>
+          <w:color w:val="000000" w:themeColor="text1"/>
+        </w:rPr>
+        <w:t xml:space="preserve">犯行の具体的な方法 </w:t>
+      </w:r>
+    </w:p>
+    <w:p>
+      <w:pPr>
+        <w:numPr>
+          <w:ilvl w:val="1"/>
+          <w:numId w:val="12"/>
+        </w:numPr>
+        <w:rPr>
+          <w:rFonts w:ascii="ＭＳ Ｐ明朝" w:eastAsia="ＭＳ Ｐ明朝" w:hAnsi="ＭＳ Ｐ明朝"/>
+          <w:color w:val="000000" w:themeColor="text1"/>
+        </w:rPr>
+      </w:pPr>
+      <w:r>
+        <w:rPr>
+          <w:rFonts w:ascii="ＭＳ Ｐ明朝" w:eastAsia="ＭＳ Ｐ明朝" w:hAnsi="ＭＳ Ｐ明朝"/>
+          <w:color w:val="000000" w:themeColor="text1"/>
+        </w:rPr>
+        <w:t xml:space="preserve">事件の真相 </w:t>
+      </w:r>
+    </w:p>
+    <w:p>
+      <w:pPr>
+        <w:numPr>
+          <w:ilvl w:val="1"/>
+          <w:numId w:val="12"/>
+        </w:numPr>
+        <w:rPr>
+          <w:rFonts w:ascii="ＭＳ Ｐ明朝" w:eastAsia="ＭＳ Ｐ明朝" w:hAnsi="ＭＳ Ｐ明朝"/>
+          <w:color w:val="000000" w:themeColor="text1"/>
+        </w:rPr>
+      </w:pPr>
+      <w:r>
+        <w:rPr>
+          <w:rFonts w:ascii="ＭＳ Ｐ明朝" w:eastAsia="ＭＳ Ｐ明朝" w:hAnsi="ＭＳ Ｐ明朝"/>
+          <w:color w:val="000000" w:themeColor="text1"/>
+        </w:rPr>
+        <w:t xml:space="preserve">キャラクターの隠された秘密や目的 </w:t>
+      </w:r>
+    </w:p>
+    <w:p>
+      <w:pPr>
+        <w:numPr>
+          <w:ilvl w:val="1"/>
+          <w:numId w:val="12"/>
+        </w:numPr>
+        <w:rPr>
+          <w:rFonts w:ascii="ＭＳ Ｐ明朝" w:eastAsia="ＭＳ Ｐ明朝" w:hAnsi="ＭＳ Ｐ明朝"/>
+          <w:color w:val="000000" w:themeColor="text1"/>
+        </w:rPr>
+      </w:pPr>
+      <w:r>
+        <w:rPr>
+          <w:rFonts w:ascii="ＭＳ Ｐ明朝" w:eastAsia="ＭＳ Ｐ明朝" w:hAnsi="ＭＳ Ｐ明朝"/>
+          <w:color w:val="000000" w:themeColor="text1"/>
+        </w:rPr>
+        <w:t xml:space="preserve">エンディングの内容 </w:t>
+      </w:r>
+    </w:p>
+    <w:p>
+      <w:pPr>
+        <w:numPr>
+          <w:ilvl w:val="1"/>
+          <w:numId w:val="12"/>
+        </w:numPr>
+        <w:rPr>
+          <w:rFonts w:ascii="ＭＳ Ｐ明朝" w:eastAsia="ＭＳ Ｐ明朝" w:hAnsi="ＭＳ Ｐ明朝"/>
+          <w:color w:val="000000" w:themeColor="text1"/>
+        </w:rPr>
+      </w:pPr>
+      <w:r>
+        <w:rPr>
+          <w:rFonts w:ascii="ＭＳ Ｐ明朝" w:eastAsia="ＭＳ Ｐ明朝" w:hAnsi="ＭＳ Ｐ明朝"/>
+          <w:color w:val="000000" w:themeColor="text1"/>
+        </w:rPr>
+        <w:t xml:space="preserve">真相に直接つながる重要な情報 </w:t>
+      </w:r>
+    </w:p>
+    <w:p>
+      <w:pPr>
+        <w:numPr>
+          <w:ilvl w:val="0"/>
+          <w:numId w:val="12"/>
+        </w:numPr>
+        <w:rPr>
+          <w:rFonts w:ascii="ＭＳ Ｐ明朝" w:eastAsia="ＭＳ Ｐ明朝" w:hAnsi="ＭＳ Ｐ明朝"/>
+          <w:color w:val="000000" w:themeColor="text1"/>
+        </w:rPr>
+        <w:sectPr>
+          <w:type w:val="continuous"/>
+          <w:pgSz w:w="11906" w:h="16838"/>
+          <w:pgMar w:top="720" w:right="720" w:bottom="720" w:left="720" w:header="851" w:footer="992" w:gutter="0"/>
+          <w:cols w:num="2" w:sep="1" w:space="425"/>
+          <w:docGrid w:type="lines" w:linePitch="360"/>
+        </w:sectPr>
+      </w:pPr>
+    </w:p>
+    <w:p>
+      <w:pPr>
+        <w:numPr>
+          <w:ilvl w:val="0"/>
+          <w:numId w:val="12"/>
+        </w:numPr>
+        <w:rPr>
+          <w:rFonts w:ascii="ＭＳ Ｐ明朝" w:eastAsia="ＭＳ Ｐ明朝" w:hAnsi="ＭＳ Ｐ明朝"/>
+          <w:color w:val="000000" w:themeColor="text1"/>
+        </w:rPr>
+      </w:pPr>
+      <w:r>
+        <w:rPr>
+          <w:rFonts w:ascii="ＭＳ Ｐ明朝" w:eastAsia="ＭＳ Ｐ明朝" w:hAnsi="ＭＳ Ｐ明朝"/>
+          <w:color w:val="000000" w:themeColor="text1"/>
+        </w:rPr>
+        <w:t>情報を説明しすぎず、</w:t>
+      </w:r>
+      <w:r>
+        <w:rPr>
+          <w:rFonts w:ascii="ＭＳ Ｐ明朝" w:eastAsia="ＭＳ Ｐ明朝" w:hAnsi="ＭＳ Ｐ明朝"/>
           <w:b/>
           <w:bCs/>
+          <w:color w:val="000000" w:themeColor="text1"/>
+        </w:rPr>
+        <w:t>プレイヤー自身がゲーム内で推理する余地を残す</w:t>
+      </w:r>
+    </w:p>
+    <w:p>
+      <w:pPr>
+        <w:numPr>
+          <w:ilvl w:val="0"/>
+          <w:numId w:val="12"/>
+        </w:numPr>
+        <w:rPr>
+          <w:rFonts w:ascii="ＭＳ Ｐ明朝" w:eastAsia="ＭＳ Ｐ明朝" w:hAnsi="ＭＳ Ｐ明朝"/>
+          <w:color w:val="000000" w:themeColor="text1"/>
+        </w:rPr>
+      </w:pPr>
+      <w:r>
+        <w:rPr>
+          <w:rFonts w:ascii="ＭＳ Ｐ明朝" w:eastAsia="ＭＳ Ｐ明朝" w:hAnsi="ＭＳ Ｐ明朝"/>
+          <w:color w:val="000000" w:themeColor="text1"/>
+        </w:rPr>
+        <w:t>ただ情報を隠</w:t>
+      </w:r>
+      <w:r>
+        <w:rPr>
+          <w:rFonts w:ascii="ＭＳ Ｐ明朝" w:eastAsia="ＭＳ Ｐ明朝" w:hAnsi="ＭＳ Ｐ明朝" w:hint="eastAsia"/>
+          <w:color w:val="000000" w:themeColor="text1"/>
+        </w:rPr>
+        <w:t>しすぎると</w:t>
+      </w:r>
+      <w:r>
+        <w:rPr>
+          <w:rFonts w:ascii="ＭＳ Ｐ明朝" w:eastAsia="ＭＳ Ｐ明朝" w:hAnsi="ＭＳ Ｐ明朝"/>
+          <w:color w:val="000000" w:themeColor="text1"/>
+        </w:rPr>
+        <w:t>「よく分からないゲーム」になってしまうため、</w:t>
+      </w:r>
+      <w:r>
+        <w:rPr>
+          <w:rFonts w:ascii="ＭＳ Ｐ明朝" w:eastAsia="ＭＳ Ｐ明朝" w:hAnsi="ＭＳ Ｐ明朝"/>
+          <w:b/>
+          <w:bCs/>
+          <w:color w:val="000000" w:themeColor="text1"/>
+        </w:rPr>
+        <w:t>強い興味を引くフックを用意</w:t>
+      </w:r>
+    </w:p>
+    <w:p>
+      <w:pPr>
+        <w:numPr>
+          <w:ilvl w:val="0"/>
+          <w:numId w:val="12"/>
+        </w:numPr>
+        <w:rPr>
+          <w:rFonts w:ascii="ＭＳ Ｐ明朝" w:eastAsia="ＭＳ Ｐ明朝" w:hAnsi="ＭＳ Ｐ明朝"/>
+          <w:color w:val="000000" w:themeColor="text1"/>
+        </w:rPr>
+      </w:pPr>
+      <w:r>
+        <w:rPr>
+          <w:rFonts w:ascii="ＭＳ Ｐ明朝" w:eastAsia="ＭＳ Ｐ明朝" w:hAnsi="ＭＳ Ｐ明朝"/>
+          <w:color w:val="000000" w:themeColor="text1"/>
+        </w:rPr>
+        <w:t>「生きている自分と死んだ自分が存在する」「この中に傀儡がいる」など、真相を明かさずに疑問を生み出す</w:t>
+      </w:r>
+    </w:p>
+    <w:p>
+      <w:pPr>
+        <w:numPr>
+          <w:ilvl w:val="0"/>
+          <w:numId w:val="12"/>
+        </w:numPr>
+        <w:rPr>
+          <w:rFonts w:ascii="ＭＳ Ｐ明朝" w:eastAsia="ＭＳ Ｐ明朝" w:hAnsi="ＭＳ Ｐ明朝"/>
+          <w:color w:val="000000" w:themeColor="text1"/>
+        </w:rPr>
+      </w:pPr>
+      <w:r>
+        <w:rPr>
+          <w:rFonts w:ascii="ＭＳ Ｐ明朝" w:eastAsia="ＭＳ Ｐ明朝" w:hAnsi="ＭＳ Ｐ明朝"/>
+          <w:color w:val="000000" w:themeColor="text1"/>
+        </w:rPr>
+        <w:t>最終的に、「このゲームをプレイしてみたい」と思ってもらうことにつなげる</w:t>
+      </w:r>
+    </w:p>
+    <w:p>
+      <w:pPr>
+        <w:rPr>
+          <w:rFonts w:ascii="ＭＳ Ｐ明朝" w:eastAsia="ＭＳ Ｐ明朝" w:hAnsi="ＭＳ Ｐ明朝"/>
+          <w:b/>
+          <w:bCs/>
+        </w:rPr>
+        <w:sectPr>
+          <w:type w:val="continuous"/>
+          <w:pgSz w:w="11906" w:h="16838"/>
+          <w:pgMar w:top="720" w:right="720" w:bottom="720" w:left="720" w:header="851" w:footer="992" w:gutter="0"/>
+          <w:cols w:space="425"/>
+          <w:docGrid w:type="lines" w:linePitch="360"/>
+        </w:sectPr>
+      </w:pPr>
+      <w:r>
+        <w:rPr>
+          <w:rFonts w:ascii="ＭＳ Ｐ明朝" w:eastAsia="ＭＳ Ｐ明朝" w:hAnsi="ＭＳ Ｐ明朝" w:hint="eastAsia"/>
+          <w:b/>
+          <w:bCs/>
+        </w:rPr>
+        <w:t>制作スケジュール</w:t>
+      </w:r>
+      <w:r>
+        <w:rPr>
+          <w:rFonts w:ascii="ＭＳ Ｐ明朝" w:eastAsia="ＭＳ Ｐ明朝" w:hAnsi="ＭＳ Ｐ明朝" w:hint="eastAsia"/>
+          <w:b/>
+          <w:bCs/>
+        </w:rPr>
+        <w:t xml:space="preserve">                                                                                </w:t>
+      </w:r>
+    </w:p>
+    <w:p>
+      <w:pPr>
+        <w:rPr>
+          <w:rFonts w:ascii="ＭＳ Ｐ明朝" w:eastAsia="ＭＳ Ｐ明朝" w:hAnsi="ＭＳ Ｐ明朝"/>
+        </w:rPr>
+      </w:pPr>
+      <w:r>
+        <w:rPr>
+          <w:rFonts w:ascii="ＭＳ Ｐ明朝" w:eastAsia="ＭＳ Ｐ明朝" w:hAnsi="ＭＳ Ｐ明朝" w:hint="eastAsia"/>
+        </w:rPr>
+        <w:t>5月</w:t>
+      </w:r>
+      <w:r>
+        <w:rPr>
+          <w:rFonts w:ascii="ＭＳ Ｐ明朝" w:eastAsia="ＭＳ Ｐ明朝" w:hAnsi="ＭＳ Ｐ明朝"/>
+        </w:rPr>
+        <w:tab/>
+      </w:r>
+      <w:r>
+        <w:rPr>
+          <w:rFonts w:ascii="ＭＳ Ｐ明朝" w:eastAsia="ＭＳ Ｐ明朝" w:hAnsi="ＭＳ Ｐ明朝" w:hint="eastAsia"/>
+        </w:rPr>
+        <w:t>テーマの設定</w:t>
+      </w:r>
+      <w:r>
+        <w:rPr>
+          <w:rFonts w:ascii="ＭＳ Ｐ明朝" w:eastAsia="ＭＳ Ｐ明朝" w:hAnsi="ＭＳ Ｐ明朝" w:hint="eastAsia"/>
+        </w:rPr>
+        <w:t xml:space="preserve">                          </w:t>
+      </w:r>
+      <w:r>
+        <w:rPr>
+          <w:rFonts w:ascii="ＭＳ Ｐ明朝" w:eastAsia="ＭＳ Ｐ明朝" w:hAnsi="ＭＳ Ｐ明朝" w:hint="eastAsia"/>
+        </w:rPr>
+        <w:t>6月</w:t>
+      </w:r>
+      <w:r>
+        <w:rPr>
+          <w:rFonts w:ascii="ＭＳ Ｐ明朝" w:eastAsia="ＭＳ Ｐ明朝" w:hAnsi="ＭＳ Ｐ明朝" w:hint="eastAsia"/>
+        </w:rPr>
+        <w:t xml:space="preserve">　　　</w:t>
+      </w:r>
+      <w:r>
+        <w:rPr>
+          <w:rFonts w:ascii="ＭＳ Ｐ明朝" w:eastAsia="ＭＳ Ｐ明朝" w:hAnsi="ＭＳ Ｐ明朝"/>
+        </w:rPr>
+        <w:t>制作物の概要についてまとめる</w:t>
+      </w:r>
+      <w:r>
+        <w:rPr>
+          <w:rFonts w:ascii="ＭＳ Ｐ明朝" w:eastAsia="ＭＳ Ｐ明朝" w:hAnsi="ＭＳ Ｐ明朝" w:hint="eastAsia"/>
+        </w:rPr>
+        <w:t xml:space="preserve">            </w:t>
+      </w:r>
+      <w:r>
+        <w:rPr>
+          <w:rFonts w:ascii="ＭＳ Ｐ明朝" w:eastAsia="ＭＳ Ｐ明朝" w:hAnsi="ＭＳ Ｐ明朝" w:hint="eastAsia"/>
+        </w:rPr>
+        <w:t>7月</w:t>
+      </w:r>
+      <w:r>
+        <w:rPr>
+          <w:rFonts w:ascii="ＭＳ Ｐ明朝" w:eastAsia="ＭＳ Ｐ明朝" w:hAnsi="ＭＳ Ｐ明朝" w:hint="eastAsia"/>
+        </w:rPr>
+        <w:t xml:space="preserve">　　　</w:t>
+      </w:r>
+      <w:r>
+        <w:rPr>
+          <w:rFonts w:ascii="ＭＳ Ｐ明朝" w:eastAsia="ＭＳ Ｐ明朝" w:hAnsi="ＭＳ Ｐ明朝"/>
+        </w:rPr>
+        <w:t>Illustratorでワイヤーフレーム作成</w:t>
+      </w:r>
+      <w:r>
+        <w:rPr>
+          <w:rFonts w:ascii="ＭＳ Ｐ明朝" w:eastAsia="ＭＳ Ｐ明朝" w:hAnsi="ＭＳ Ｐ明朝" w:hint="eastAsia"/>
+          <w:b/>
+          <w:bCs/>
+        </w:rPr>
+        <w:t xml:space="preserve">                      </w:t>
+      </w:r>
+      <w:r>
+        <w:rPr>
+          <w:rFonts w:ascii="ＭＳ Ｐ明朝" w:eastAsia="ＭＳ Ｐ明朝" w:hAnsi="ＭＳ Ｐ明朝" w:hint="eastAsia"/>
+        </w:rPr>
+        <w:t>8月</w:t>
+      </w:r>
+      <w:r>
+        <w:rPr>
+          <w:rFonts w:ascii="ＭＳ Ｐ明朝" w:eastAsia="ＭＳ Ｐ明朝" w:hAnsi="ＭＳ Ｐ明朝" w:hint="eastAsia"/>
+        </w:rPr>
+        <w:t xml:space="preserve">　　　</w:t>
+      </w:r>
+      <w:r>
+        <w:rPr>
+          <w:rFonts w:ascii="ＭＳ Ｐ明朝" w:eastAsia="ＭＳ Ｐ明朝" w:hAnsi="ＭＳ Ｐ明朝"/>
+        </w:rPr>
+        <w:t>Webサイトで使用するイラスト</w:t>
+      </w:r>
+      <w:r>
+        <w:rPr>
+          <w:rFonts w:ascii="ＭＳ Ｐ明朝" w:eastAsia="ＭＳ Ｐ明朝" w:hAnsi="ＭＳ Ｐ明朝" w:hint="eastAsia"/>
+        </w:rPr>
+        <w:t>、グラフィック作</w:t>
+      </w:r>
+    </w:p>
+    <w:p>
+      <w:pPr>
+        <w:rPr>
+          <w:rFonts w:ascii="ＭＳ Ｐ明朝" w:eastAsia="ＭＳ Ｐ明朝" w:hAnsi="ＭＳ Ｐ明朝"/>
+        </w:rPr>
+      </w:pPr>
+      <w:r>
+        <w:rPr>
+          <w:rFonts w:ascii="ＭＳ Ｐ明朝" w:eastAsia="ＭＳ Ｐ明朝" w:hAnsi="ＭＳ Ｐ明朝" w:hint="eastAsia"/>
+        </w:rPr>
+        <w:t>9月</w:t>
+      </w:r>
+      <w:r>
+        <w:rPr>
+          <w:rFonts w:ascii="ＭＳ Ｐ明朝" w:eastAsia="ＭＳ Ｐ明朝" w:hAnsi="ＭＳ Ｐ明朝" w:hint="eastAsia"/>
+        </w:rPr>
+        <w:t xml:space="preserve">　　　</w:t>
+      </w:r>
+      <w:r>
+        <w:rPr>
+          <w:rFonts w:ascii="ＭＳ Ｐ明朝" w:eastAsia="ＭＳ Ｐ明朝" w:hAnsi="ＭＳ Ｐ明朝"/>
+        </w:rPr>
+        <w:t>HTML・CSSでWebサイトを制作開始</w:t>
+      </w:r>
+      <w:r>
+        <w:rPr>
+          <w:rFonts w:ascii="ＭＳ Ｐ明朝" w:eastAsia="ＭＳ Ｐ明朝" w:hAnsi="ＭＳ Ｐ明朝" w:hint="eastAsia"/>
+        </w:rPr>
+        <w:t xml:space="preserve">      </w:t>
+      </w:r>
+      <w:r>
+        <w:rPr>
+          <w:rFonts w:ascii="ＭＳ Ｐ明朝" w:eastAsia="ＭＳ Ｐ明朝" w:hAnsi="ＭＳ Ｐ明朝" w:hint="eastAsia"/>
+        </w:rPr>
+        <w:t>１０月</w:t>
+      </w:r>
+      <w:r>
+        <w:rPr>
+          <w:rFonts w:ascii="ＭＳ Ｐ明朝" w:eastAsia="ＭＳ Ｐ明朝" w:hAnsi="ＭＳ Ｐ明朝" w:hint="eastAsia"/>
+        </w:rPr>
+        <w:t xml:space="preserve">　　</w:t>
+      </w:r>
+      <w:r>
+        <w:rPr>
+          <w:rFonts w:ascii="ＭＳ Ｐ明朝" w:eastAsia="ＭＳ Ｐ明朝" w:hAnsi="ＭＳ Ｐ明朝"/>
+        </w:rPr>
+        <w:t>デザイン調整、コーディング</w:t>
+      </w:r>
+      <w:r>
+        <w:rPr>
+          <w:rFonts w:ascii="ＭＳ Ｐ明朝" w:eastAsia="ＭＳ Ｐ明朝" w:hAnsi="ＭＳ Ｐ明朝" w:hint="eastAsia"/>
+        </w:rPr>
+        <w:t xml:space="preserve">              </w:t>
+      </w:r>
+      <w:r>
+        <w:rPr>
+          <w:rFonts w:ascii="ＭＳ Ｐ明朝" w:eastAsia="ＭＳ Ｐ明朝" w:hAnsi="ＭＳ Ｐ明朝" w:hint="eastAsia"/>
+        </w:rPr>
+        <w:t>11月</w:t>
+      </w:r>
+      <w:r>
+        <w:rPr>
+          <w:rFonts w:ascii="ＭＳ Ｐ明朝" w:eastAsia="ＭＳ Ｐ明朝" w:hAnsi="ＭＳ Ｐ明朝" w:hint="eastAsia"/>
+        </w:rPr>
+        <w:t xml:space="preserve">　　</w:t>
+      </w:r>
+      <w:r>
+        <w:rPr>
+          <w:rFonts w:ascii="ＭＳ Ｐ明朝" w:eastAsia="ＭＳ Ｐ明朝" w:hAnsi="ＭＳ Ｐ明朝"/>
+        </w:rPr>
+        <w:t>Webサイトの修正・動作確認</w:t>
+      </w:r>
+    </w:p>
+    <w:p>
+      <w:pPr>
+        <w:rPr>
+          <w:rFonts w:ascii="ＭＳ Ｐ明朝" w:eastAsia="ＭＳ Ｐ明朝" w:hAnsi="ＭＳ Ｐ明朝"/>
+          <w:b/>
+          <w:bCs/>
+        </w:rPr>
+        <w:sectPr>
+          <w:type w:val="continuous"/>
+          <w:pgSz w:w="11906" w:h="16838"/>
+          <w:pgMar w:top="720" w:right="720" w:bottom="720" w:left="720" w:header="851" w:footer="992" w:gutter="0"/>
+          <w:cols w:num="2" w:sep="1" w:space="425"/>
+          <w:docGrid w:type="lines" w:linePitch="360"/>
+        </w:sectPr>
+      </w:pPr>
+    </w:p>
+    <w:p>
+      <w:pPr>
+        <w:rPr>
+          <w:rFonts w:ascii="ＭＳ Ｐ明朝" w:eastAsia="ＭＳ Ｐ明朝" w:hAnsi="ＭＳ Ｐ明朝"/>
+          <w:b/>
+          <w:bCs/>
+        </w:rPr>
+      </w:pPr>
+      <w:r>
+        <w:rPr>
+          <w:rFonts w:ascii="ＭＳ Ｐ明朝" w:eastAsia="ＭＳ Ｐ明朝" w:hAnsi="ＭＳ Ｐ明朝" w:hint="eastAsia"/>
+          <w:b/>
+          <w:bCs/>
+        </w:rPr>
+        <w:t>備品・準備について</w:t>
+      </w:r>
+    </w:p>
+    <w:p>
+      <w:pPr>
+        <w:rPr>
+          <w:rFonts w:ascii="ＭＳ Ｐ明朝" w:eastAsia="ＭＳ Ｐ明朝" w:hAnsi="ＭＳ Ｐ明朝"/>
+        </w:rPr>
+      </w:pPr>
+      <w:r>
+        <w:rPr>
+          <w:rFonts w:ascii="ＭＳ Ｐ明朝" w:eastAsia="ＭＳ Ｐ明朝" w:hAnsi="ＭＳ Ｐ明朝"/>
+        </w:rPr>
+        <w:t>・パソコン，Visual　Studio　Code</w:t>
+      </w:r>
+      <w:r>
+        <w:rPr>
+          <w:rFonts w:ascii="ＭＳ Ｐ明朝" w:eastAsia="ＭＳ Ｐ明朝" w:hAnsi="ＭＳ Ｐ明朝" w:hint="eastAsia"/>
+        </w:rPr>
+        <w:t xml:space="preserve">,　　</w:t>
+      </w:r>
+      <w:r>
+        <w:rPr>
+          <w:rFonts w:ascii="ＭＳ Ｐ明朝" w:eastAsia="ＭＳ Ｐ明朝" w:hAnsi="ＭＳ Ｐ明朝"/>
+        </w:rPr>
+        <w:t>THML/CSS，</w:t>
+      </w:r>
+      <w:r>
+        <w:rPr>
+          <w:rFonts w:ascii="ＭＳ Ｐ明朝" w:eastAsia="ＭＳ Ｐ明朝" w:hAnsi="ＭＳ Ｐ明朝" w:hint="eastAsia"/>
+        </w:rPr>
+        <w:t xml:space="preserve">　　</w:t>
+      </w:r>
+      <w:r>
+        <w:rPr>
+          <w:rFonts w:ascii="ＭＳ Ｐ明朝" w:eastAsia="ＭＳ Ｐ明朝" w:hAnsi="ＭＳ Ｐ明朝" w:hint="eastAsia"/>
+        </w:rPr>
+        <w:t>ibis paint</w:t>
+      </w:r>
+      <w:r>
+        <w:rPr>
+          <w:rFonts w:ascii="ＭＳ Ｐ明朝" w:eastAsia="ＭＳ Ｐ明朝" w:hAnsi="ＭＳ Ｐ明朝" w:hint="eastAsia"/>
+        </w:rPr>
+        <w:t xml:space="preserve"> </w:t>
+      </w:r>
+      <w:r>
+        <w:rPr>
+          <w:rFonts w:ascii="ＭＳ Ｐ明朝" w:eastAsia="ＭＳ Ｐ明朝" w:hAnsi="ＭＳ Ｐ明朝" w:hint="eastAsia"/>
+        </w:rPr>
+        <w:t xml:space="preserve">,　　photoshop,  </w:t>
+      </w:r>
+      <w:r>
+        <w:rPr>
+          <w:rFonts w:ascii="ＭＳ Ｐ明朝" w:eastAsia="ＭＳ Ｐ明朝" w:hAnsi="ＭＳ Ｐ明朝" w:hint="eastAsia"/>
+        </w:rPr>
+        <w:t>illustrator</w:t>
+      </w:r>
+    </w:p>
+    <w:p>
+      <w:pPr>
+        <w:rPr>
+          <w:rFonts w:ascii="ＭＳ Ｐ明朝" w:eastAsia="ＭＳ Ｐ明朝" w:hAnsi="ＭＳ Ｐ明朝"/>
+        </w:rPr>
+      </w:pPr>
+      <w:r>
+        <w:rPr>
+          <w:rFonts w:ascii="ＭＳ Ｐ明朝" w:eastAsia="ＭＳ Ｐ明朝" w:hAnsi="ＭＳ Ｐ明朝" w:hint="eastAsia"/>
+          <w:b/>
+          <w:bCs/>
+        </w:rPr>
+        <w:t>制作</w:t>
+      </w:r>
+      <w:r>
+        <w:rPr>
+          <w:rFonts w:ascii="ＭＳ Ｐ明朝" w:eastAsia="ＭＳ Ｐ明朝" w:hAnsi="ＭＳ Ｐ明朝" w:hint="eastAsia"/>
+          <w:b/>
+          <w:bCs/>
+        </w:rPr>
+        <w:t>物</w:t>
+      </w:r>
+      <w:r>
+        <w:rPr>
+          <w:rFonts w:ascii="ＭＳ Ｐ明朝" w:eastAsia="ＭＳ Ｐ明朝" w:hAnsi="ＭＳ Ｐ明朝" w:hint="eastAsia"/>
+          <w:b/>
+          <w:bCs/>
+        </w:rPr>
+        <w:t xml:space="preserve">  </w:t>
+      </w:r>
+      <w:r>
+        <w:rPr>
+          <w:rFonts w:ascii="ＭＳ Ｐ明朝" w:eastAsia="ＭＳ Ｐ明朝" w:hAnsi="ＭＳ Ｐ明朝" w:hint="eastAsia"/>
+          <w:b/>
+          <w:bCs/>
+        </w:rPr>
+        <w:t xml:space="preserve">　　　　　　　　　　　　　　　　　　　　　　　　　　　　　　　　　　　　　　　　　　　　　　　　　　　　　　　　　　　　　　　　</w:t>
+      </w:r>
+      <w:r>
+        <w:rPr>
+          <w:rFonts w:ascii="ＭＳ Ｐ明朝" w:eastAsia="ＭＳ Ｐ明朝" w:hAnsi="ＭＳ Ｐ明朝" w:hint="eastAsia"/>
+          <w:u w:val="single"/>
+        </w:rPr>
+        <w:t>制作するゲームウェブサイトのゲームについて</w:t>
+      </w:r>
+      <w:r>
+        <w:rPr>
+          <w:rFonts w:ascii="ＭＳ Ｐ明朝" w:eastAsia="ＭＳ Ｐ明朝" w:hAnsi="ＭＳ Ｐ明朝" w:hint="eastAsia"/>
+          <w:u w:val="single"/>
+        </w:rPr>
+        <w:t>の概要</w:t>
+      </w:r>
+      <w:r>
+        <w:rPr>
+          <w:rFonts w:ascii="ＭＳ Ｐ明朝" w:eastAsia="ＭＳ Ｐ明朝" w:hAnsi="ＭＳ Ｐ明朝" w:hint="eastAsia"/>
+        </w:rPr>
+        <w:t xml:space="preserve">　　　　　　　　　　　　　　　　　　　　　　　　　　</w:t>
+      </w:r>
+      <w:r>
+        <w:rPr>
+          <w:rFonts w:ascii="ＭＳ Ｐ明朝" w:eastAsia="ＭＳ Ｐ明朝" w:hAnsi="ＭＳ Ｐ明朝" w:hint="eastAsia"/>
+        </w:rPr>
+        <w:t xml:space="preserve">　　　　　　　　　　　　「North　Carte」について</w:t>
+      </w:r>
+      <w:r>
+        <w:rPr>
+          <w:rFonts w:ascii="ＭＳ Ｐ明朝" w:eastAsia="ＭＳ Ｐ明朝" w:hAnsi="ＭＳ Ｐ明朝"/>
+        </w:rPr>
+        <w:t xml:space="preserve">　　　　　　　　　　　　　　　　　　　　　　　　　　　　　　　　　　　　　　　　　　　　　　　　　　　　　　　　航海を舞台にしたミステリーゲーム。</w:t>
+      </w:r>
+    </w:p>
+    <w:p>
+      <w:pPr>
+        <w:rPr>
+          <w:rFonts w:ascii="ＭＳ Ｐ明朝" w:eastAsia="ＭＳ Ｐ明朝" w:hAnsi="ＭＳ Ｐ明朝"/>
+        </w:rPr>
+      </w:pPr>
+      <w:r>
+        <w:rPr>
+          <w:rFonts w:ascii="ＭＳ Ｐ明朝" w:eastAsia="ＭＳ Ｐ明朝" w:hAnsi="ＭＳ Ｐ明朝" w:hint="eastAsia"/>
+          <w:bdr w:val="single" w:sz="4" w:space="0" w:color="auto"/>
+          <w14:textOutline w14:w="9525" w14:cap="rnd" w14:cmpd="sng" w14:algn="ctr">
+            <w14:noFill/>
+            <w14:prstDash w14:val="solid"/>
+            <w14:bevel/>
+          </w14:textOutline>
+        </w:rPr>
+        <w:t>＃ページ1</w:t>
+      </w:r>
+      <w:r>
+        <w:rPr>
+          <w:rFonts w:ascii="ＭＳ Ｐ明朝" w:eastAsia="ＭＳ Ｐ明朝" w:hAnsi="ＭＳ Ｐ明朝" w:hint="eastAsia"/>
+          <w:bdr w:val="single" w:sz="4" w:space="0" w:color="auto"/>
+          <w14:textOutline w14:w="9525" w14:cap="rnd" w14:cmpd="sng" w14:algn="ctr">
+            <w14:noFill/>
+            <w14:prstDash w14:val="solid"/>
+            <w14:bevel/>
+          </w14:textOutline>
+        </w:rPr>
+        <w:t xml:space="preserve">　HOME（ファーストビュー）</w:t>
+      </w:r>
+      <w:r>
+        <w:rPr>
+          <w:rFonts w:ascii="ＭＳ Ｐ明朝" w:eastAsia="ＭＳ Ｐ明朝" w:hAnsi="ＭＳ Ｐ明朝" w:hint="eastAsia"/>
+        </w:rPr>
+        <w:t xml:space="preserve">　　　　　　　　　　　　　　　　　　　　　　　　　　　　　　　　　　　　　　　　　　　　　　　</w:t>
+      </w:r>
+      <w:r>
+        <w:rPr>
+          <w:rFonts w:ascii="ＭＳ Ｐ明朝" w:eastAsia="ＭＳ Ｐ明朝" w:hAnsi="ＭＳ Ｐ明朝"/>
+        </w:rPr>
+        <w:t>メインビジュアル</w:t>
+      </w:r>
+      <w:r>
+        <w:rPr>
+          <w:rFonts w:ascii="ＭＳ Ｐ明朝" w:eastAsia="ＭＳ Ｐ明朝" w:hAnsi="ＭＳ Ｐ明朝" w:hint="eastAsia"/>
+        </w:rPr>
+        <w:t>、</w:t>
+      </w:r>
+      <w:r>
+        <w:rPr>
+          <w:rFonts w:ascii="ＭＳ Ｐ明朝" w:eastAsia="ＭＳ Ｐ明朝" w:hAnsi="ＭＳ Ｐ明朝"/>
+        </w:rPr>
+        <w:t>キャッチコピー</w:t>
+      </w:r>
+    </w:p>
+    <w:p>
+      <w:pPr>
+        <w:rPr>
+          <w:rFonts w:ascii="ＭＳ Ｐ明朝" w:eastAsia="ＭＳ Ｐ明朝" w:hAnsi="ＭＳ Ｐ明朝"/>
+        </w:rPr>
+      </w:pPr>
+      <w:r>
+        <w:rPr>
+          <w:rFonts w:ascii="ＭＳ Ｐ明朝" w:eastAsia="ＭＳ Ｐ明朝" w:hAnsi="ＭＳ Ｐ明朝" w:hint="eastAsia"/>
+          <w:bdr w:val="single" w:sz="4" w:space="0" w:color="auto"/>
+        </w:rPr>
+        <w:t>＃ページ</w:t>
+      </w:r>
+      <w:r>
+        <w:rPr>
+          <w:rFonts w:ascii="ＭＳ Ｐ明朝" w:eastAsia="ＭＳ Ｐ明朝" w:hAnsi="ＭＳ Ｐ明朝" w:hint="eastAsia"/>
+          <w:bdr w:val="single" w:sz="4" w:space="0" w:color="auto"/>
+        </w:rPr>
+        <w:t>２</w:t>
+      </w:r>
+      <w:r>
+        <w:rPr>
+          <w:rFonts w:ascii="ＭＳ Ｐ明朝" w:eastAsia="ＭＳ Ｐ明朝" w:hAnsi="ＭＳ Ｐ明朝" w:hint="eastAsia"/>
+          <w:bdr w:val="single" w:sz="4" w:space="0" w:color="auto"/>
+        </w:rPr>
+        <w:t xml:space="preserve">　</w:t>
+      </w:r>
+      <w:r>
+        <w:rPr>
+          <w:rFonts w:ascii="ＭＳ Ｐ明朝" w:eastAsia="ＭＳ Ｐ明朝" w:hAnsi="ＭＳ Ｐ明朝"/>
+          <w:bdr w:val="single" w:sz="4" w:space="0" w:color="auto"/>
+        </w:rPr>
+        <w:t>STORY</w:t>
+      </w:r>
+      <w:r>
+        <w:rPr>
+          <w:rFonts w:ascii="ＭＳ Ｐ明朝" w:eastAsia="ＭＳ Ｐ明朝" w:hAnsi="ＭＳ Ｐ明朝" w:hint="eastAsia"/>
+          <w:bdr w:val="single" w:sz="4" w:space="0" w:color="auto"/>
+        </w:rPr>
+        <w:t>（</w:t>
+      </w:r>
+      <w:r>
+        <w:rPr>
+          <w:rFonts w:ascii="ＭＳ Ｐ明朝" w:eastAsia="ＭＳ Ｐ明朝" w:hAnsi="ＭＳ Ｐ明朝"/>
+          <w:bdr w:val="single" w:sz="4" w:space="0" w:color="auto"/>
+        </w:rPr>
+        <w:t>世界観・導入）</w:t>
+      </w:r>
+      <w:r>
+        <w:rPr>
+          <w:rFonts w:ascii="ＭＳ Ｐ明朝" w:eastAsia="ＭＳ Ｐ明朝" w:hAnsi="ＭＳ Ｐ明朝" w:hint="eastAsia"/>
+        </w:rPr>
+        <w:t xml:space="preserve">　　　　　　　　　　　　　　　　　　　　　　　　　　　　　　　　　　　　　　　　　　　　　　　　　</w:t>
+      </w:r>
+      <w:r>
+        <w:rPr>
+          <w:rFonts w:ascii="ＭＳ Ｐ明朝" w:eastAsia="ＭＳ Ｐ明朝" w:hAnsi="ＭＳ Ｐ明朝"/>
+        </w:rPr>
+        <w:t>あらすじ・導入</w:t>
+      </w:r>
+    </w:p>
+    <w:p>
+      <w:pPr>
+        <w:rPr>
+          <w:rFonts w:ascii="ＭＳ Ｐ明朝" w:eastAsia="ＭＳ Ｐ明朝" w:hAnsi="ＭＳ Ｐ明朝"/>
+        </w:rPr>
+      </w:pPr>
+      <w:r>
+        <w:rPr>
+          <w:rFonts w:ascii="ＭＳ Ｐ明朝" w:eastAsia="ＭＳ Ｐ明朝" w:hAnsi="ＭＳ Ｐ明朝" w:hint="eastAsia"/>
+          <w:bdr w:val="single" w:sz="4" w:space="0" w:color="auto"/>
+        </w:rPr>
+        <w:t>＃ページ</w:t>
+      </w:r>
+      <w:r>
+        <w:rPr>
+          <w:rFonts w:ascii="ＭＳ Ｐ明朝" w:eastAsia="ＭＳ Ｐ明朝" w:hAnsi="ＭＳ Ｐ明朝" w:hint="eastAsia"/>
+          <w:bdr w:val="single" w:sz="4" w:space="0" w:color="auto"/>
+        </w:rPr>
+        <w:t>３</w:t>
+      </w:r>
+      <w:r>
+        <w:rPr>
+          <w:rFonts w:ascii="ＭＳ Ｐ明朝" w:eastAsia="ＭＳ Ｐ明朝" w:hAnsi="ＭＳ Ｐ明朝" w:hint="eastAsia"/>
+          <w:bdr w:val="single" w:sz="4" w:space="0" w:color="auto"/>
+        </w:rPr>
+        <w:t xml:space="preserve">　</w:t>
+      </w:r>
+      <w:r>
+        <w:rPr>
+          <w:rFonts w:ascii="ＭＳ Ｐ明朝" w:eastAsia="ＭＳ Ｐ明朝" w:hAnsi="ＭＳ Ｐ明朝"/>
+          <w:bdr w:val="single" w:sz="4" w:space="0" w:color="auto"/>
+        </w:rPr>
+        <w:t>SYSTEM（ゲームシステム＆フロー）</w:t>
+      </w:r>
+      <w:r>
+        <w:rPr>
+          <w:rFonts w:ascii="ＭＳ Ｐ明朝" w:eastAsia="ＭＳ Ｐ明朝" w:hAnsi="ＭＳ Ｐ明朝" w:hint="eastAsia"/>
+        </w:rPr>
+        <w:t xml:space="preserve">　　　　　　　　　　　　　　　　　　　　　　　　　　　　　　　　　　　　　　　　　　</w:t>
+      </w:r>
+      <w:r>
+        <w:rPr>
+          <w:rFonts w:ascii="ＭＳ Ｐ明朝" w:eastAsia="ＭＳ Ｐ明朝" w:hAnsi="ＭＳ Ｐ明朝"/>
+        </w:rPr>
+        <w:t>2つのゲームパートの対比図解：</w:t>
+      </w:r>
+      <w:r>
+        <w:rPr>
+          <w:rFonts w:ascii="ＭＳ Ｐ明朝" w:eastAsia="ＭＳ Ｐ明朝" w:hAnsi="ＭＳ Ｐ明朝" w:hint="eastAsia"/>
+        </w:rPr>
+        <w:t xml:space="preserve">　　　　　　　　　　　　　　　　　　　　　　　　　　　　　　　　　　　　　　　　　　　　　　　　　　</w:t>
+      </w:r>
+      <w:r>
+        <w:rPr>
+          <w:rFonts w:ascii="ＭＳ Ｐ明朝" w:eastAsia="ＭＳ Ｐ明朝" w:hAnsi="ＭＳ Ｐ明朝"/>
+        </w:rPr>
+        <w:t>探索パート</w:t>
+      </w:r>
+      <w:r>
+        <w:rPr>
+          <w:rFonts w:ascii="ＭＳ Ｐ明朝" w:eastAsia="ＭＳ Ｐ明朝" w:hAnsi="ＭＳ Ｐ明朝" w:hint="eastAsia"/>
+        </w:rPr>
+        <w:t>（探索して証拠を収集するパート）</w:t>
+      </w:r>
+      <w:r>
+        <w:rPr>
+          <w:rFonts w:ascii="ＭＳ Ｐ明朝" w:eastAsia="ＭＳ Ｐ明朝" w:hAnsi="ＭＳ Ｐ明朝" w:hint="eastAsia"/>
+        </w:rPr>
+        <w:t>、</w:t>
+      </w:r>
+      <w:r>
+        <w:rPr>
+          <w:rFonts w:ascii="ＭＳ Ｐ明朝" w:eastAsia="ＭＳ Ｐ明朝" w:hAnsi="ＭＳ Ｐ明朝"/>
+        </w:rPr>
+        <w:t>議論パート</w:t>
+      </w:r>
+      <w:r>
+        <w:rPr>
+          <w:rFonts w:ascii="ＭＳ Ｐ明朝" w:eastAsia="ＭＳ Ｐ明朝" w:hAnsi="ＭＳ Ｐ明朝" w:hint="eastAsia"/>
+        </w:rPr>
+        <w:t>（証拠を提示し犯人をつめるパート）</w:t>
+      </w:r>
+    </w:p>
+    <w:p>
+      <w:pPr>
+        <w:rPr>
+          <w:rFonts w:ascii="ＭＳ Ｐ明朝" w:eastAsia="ＭＳ Ｐ明朝" w:hAnsi="ＭＳ Ｐ明朝"/>
+        </w:rPr>
+      </w:pPr>
+      <w:r>
+        <w:rPr>
+          <w:rFonts w:ascii="ＭＳ Ｐ明朝" w:eastAsia="ＭＳ Ｐ明朝" w:hAnsi="ＭＳ Ｐ明朝" w:hint="eastAsia"/>
+          <w:bdr w:val="single" w:sz="4" w:space="0" w:color="auto"/>
+        </w:rPr>
+        <w:t>＃ページ</w:t>
+      </w:r>
+      <w:r>
+        <w:rPr>
+          <w:rFonts w:ascii="ＭＳ Ｐ明朝" w:eastAsia="ＭＳ Ｐ明朝" w:hAnsi="ＭＳ Ｐ明朝" w:hint="eastAsia"/>
+          <w:bdr w:val="single" w:sz="4" w:space="0" w:color="auto"/>
+        </w:rPr>
+        <w:t>４</w:t>
+      </w:r>
+      <w:r>
+        <w:rPr>
+          <w:rFonts w:ascii="ＭＳ Ｐ明朝" w:eastAsia="ＭＳ Ｐ明朝" w:hAnsi="ＭＳ Ｐ明朝" w:hint="eastAsia"/>
+          <w:bdr w:val="single" w:sz="4" w:space="0" w:color="auto"/>
+        </w:rPr>
+        <w:t xml:space="preserve">　</w:t>
+      </w:r>
+      <w:r>
+        <w:rPr>
+          <w:rFonts w:ascii="ＭＳ Ｐ明朝" w:eastAsia="ＭＳ Ｐ明朝" w:hAnsi="ＭＳ Ｐ明朝"/>
+          <w:bdr w:val="single" w:sz="4" w:space="0" w:color="auto"/>
+        </w:rPr>
+        <w:t>CHARACTER</w:t>
+      </w:r>
+      <w:r>
+        <w:rPr>
+          <w:rFonts w:ascii="ＭＳ Ｐ明朝" w:eastAsia="ＭＳ Ｐ明朝" w:hAnsi="ＭＳ Ｐ明朝" w:hint="eastAsia"/>
+        </w:rPr>
+        <w:t xml:space="preserve">　　　　　　　　　　　　　　　　　　　　　　　　　　　　　　　　　　　　　　　　　　　　　　　　　　　　　　　</w:t>
+      </w:r>
+      <w:r>
+        <w:rPr>
+          <w:rFonts w:ascii="ＭＳ Ｐ明朝" w:eastAsia="ＭＳ Ｐ明朝" w:hAnsi="ＭＳ Ｐ明朝" w:hint="eastAsia"/>
+        </w:rPr>
+        <w:lastRenderedPageBreak/>
+        <w:t>名前、セリフ、軽いプロフィール設定</w:t>
+      </w:r>
+    </w:p>
+    <w:p>
+      <w:pPr>
+        <w:rPr>
+          <w:rFonts w:ascii="ＭＳ Ｐ明朝" w:eastAsia="ＭＳ Ｐ明朝" w:hAnsi="ＭＳ Ｐ明朝"/>
+        </w:rPr>
+      </w:pPr>
+      <w:r>
+        <w:rPr>
+          <w:rFonts w:ascii="ＭＳ Ｐ明朝" w:eastAsia="ＭＳ Ｐ明朝" w:hAnsi="ＭＳ Ｐ明朝" w:hint="eastAsia"/>
+          <w:bdr w:val="single" w:sz="4" w:space="0" w:color="auto"/>
+        </w:rPr>
+        <w:t>＃ページ</w:t>
+      </w:r>
+      <w:r>
+        <w:rPr>
+          <w:rFonts w:ascii="ＭＳ Ｐ明朝" w:eastAsia="ＭＳ Ｐ明朝" w:hAnsi="ＭＳ Ｐ明朝" w:hint="eastAsia"/>
+          <w:bdr w:val="single" w:sz="4" w:space="0" w:color="auto"/>
+        </w:rPr>
+        <w:t>５</w:t>
+      </w:r>
+      <w:r>
+        <w:rPr>
+          <w:rFonts w:ascii="ＭＳ Ｐ明朝" w:eastAsia="ＭＳ Ｐ明朝" w:hAnsi="ＭＳ Ｐ明朝" w:hint="eastAsia"/>
+          <w:bdr w:val="single" w:sz="4" w:space="0" w:color="auto"/>
+        </w:rPr>
+        <w:t xml:space="preserve">　CGギャラリー</w:t>
+      </w:r>
+      <w:r>
+        <w:rPr>
+          <w:rFonts w:ascii="ＭＳ Ｐ明朝" w:eastAsia="ＭＳ Ｐ明朝" w:hAnsi="ＭＳ Ｐ明朝" w:hint="eastAsia"/>
+        </w:rPr>
+        <w:t xml:space="preserve">　</w:t>
+      </w:r>
+    </w:p>
+    <w:p>
+      <w:pPr>
+        <w:rPr>
+          <w:rFonts w:ascii="ＭＳ Ｐ明朝" w:eastAsia="ＭＳ Ｐ明朝" w:hAnsi="ＭＳ Ｐ明朝"/>
+        </w:rPr>
+      </w:pPr>
+      <w:r>
+        <w:rPr>
+          <w:rFonts w:ascii="ＭＳ Ｐ明朝" w:eastAsia="ＭＳ Ｐ明朝" w:hAnsi="ＭＳ Ｐ明朝" w:hint="eastAsia"/>
+          <w:bdr w:val="single" w:sz="4" w:space="0" w:color="auto"/>
+        </w:rPr>
+        <w:t>＃ページ</w:t>
+      </w:r>
+      <w:r>
+        <w:rPr>
+          <w:rFonts w:ascii="ＭＳ Ｐ明朝" w:eastAsia="ＭＳ Ｐ明朝" w:hAnsi="ＭＳ Ｐ明朝" w:hint="eastAsia"/>
+          <w:bdr w:val="single" w:sz="4" w:space="0" w:color="auto"/>
+        </w:rPr>
+        <w:t>６</w:t>
+      </w:r>
+      <w:r>
+        <w:rPr>
+          <w:rFonts w:ascii="ＭＳ Ｐ明朝" w:eastAsia="ＭＳ Ｐ明朝" w:hAnsi="ＭＳ Ｐ明朝" w:hint="eastAsia"/>
+          <w:bdr w:val="single" w:sz="4" w:space="0" w:color="auto"/>
+        </w:rPr>
+        <w:t xml:space="preserve">　</w:t>
+      </w:r>
+      <w:r>
+        <w:rPr>
+          <w:rFonts w:ascii="ＭＳ Ｐ明朝" w:eastAsia="ＭＳ Ｐ明朝" w:hAnsi="ＭＳ Ｐ明朝" w:hint="eastAsia"/>
+          <w:bdr w:val="single" w:sz="4" w:space="0" w:color="auto"/>
+        </w:rPr>
+        <w:t>NEWS</w:t>
+      </w:r>
+      <w:r>
+        <w:rPr>
+          <w:rFonts w:ascii="ＭＳ Ｐ明朝" w:eastAsia="ＭＳ Ｐ明朝" w:hAnsi="ＭＳ Ｐ明朝" w:hint="eastAsia"/>
+        </w:rPr>
+        <w:t xml:space="preserve">　　　　　　　　　　　　　　　　　　　　　　　　　　　　　　　　　　　　　　　　　　　　　　　　　　　　　　　　　　　グッズ販売、コラボなどのニュース</w:t>
+      </w:r>
+    </w:p>
+    <w:p>
+      <w:pPr>
+        <w:rPr>
+          <w:rFonts w:ascii="ＭＳ Ｐ明朝" w:eastAsia="ＭＳ Ｐ明朝" w:hAnsi="ＭＳ Ｐ明朝"/>
+        </w:rPr>
+      </w:pPr>
+      <w:r>
+        <w:rPr>
+          <w:rFonts w:ascii="ＭＳ Ｐ明朝" w:eastAsia="ＭＳ Ｐ明朝" w:hAnsi="ＭＳ Ｐ明朝" w:hint="eastAsia"/>
+        </w:rPr>
+        <w:t>＃</w:t>
+      </w:r>
+      <w:r>
+        <w:rPr>
+          <w:rFonts w:ascii="ＭＳ Ｐ明朝" w:eastAsia="ＭＳ Ｐ明朝" w:hAnsi="ＭＳ Ｐ明朝" w:hint="eastAsia"/>
+        </w:rPr>
+        <w:t>ページ下層　製品概要</w:t>
+      </w:r>
+      <w:r>
+        <w:rPr>
+          <w:rFonts w:ascii="ＭＳ Ｐ明朝" w:eastAsia="ＭＳ Ｐ明朝" w:hAnsi="ＭＳ Ｐ明朝" w:hint="eastAsia"/>
+        </w:rPr>
+        <w:t xml:space="preserve">　</w:t>
+      </w:r>
+      <w:r>
+        <w:rPr>
+          <w:rFonts w:ascii="ＭＳ Ｐ明朝" w:eastAsia="ＭＳ Ｐ明朝" w:hAnsi="ＭＳ Ｐ明朝" w:hint="eastAsia"/>
+        </w:rPr>
+        <w:t xml:space="preserve">　　　　　　　　　　　　　　　　　　　　　　　　　　　　　　　　　　　　　　　　　　　　　　　　　　　　　　　</w:t>
+      </w:r>
+      <w:r>
+        <w:rPr>
+          <w:rFonts w:ascii="ＭＳ Ｐ明朝" w:eastAsia="ＭＳ Ｐ明朝" w:hAnsi="ＭＳ Ｐ明朝"/>
+        </w:rPr>
+        <w:t>タイトル</w:t>
+      </w:r>
+      <w:r>
+        <w:rPr>
+          <w:rFonts w:ascii="ＭＳ Ｐ明朝" w:eastAsia="ＭＳ Ｐ明朝" w:hAnsi="ＭＳ Ｐ明朝" w:hint="eastAsia"/>
+        </w:rPr>
+        <w:t>、</w:t>
+      </w:r>
+      <w:r>
+        <w:rPr>
+          <w:rFonts w:ascii="ＭＳ Ｐ明朝" w:eastAsia="ＭＳ Ｐ明朝" w:hAnsi="ＭＳ Ｐ明朝"/>
+        </w:rPr>
+        <w:t>対応機種</w:t>
+      </w:r>
+      <w:r>
+        <w:rPr>
+          <w:rFonts w:ascii="ＭＳ Ｐ明朝" w:eastAsia="ＭＳ Ｐ明朝" w:hAnsi="ＭＳ Ｐ明朝" w:hint="eastAsia"/>
+        </w:rPr>
+        <w:t>、</w:t>
+      </w:r>
+      <w:r>
+        <w:rPr>
+          <w:rFonts w:ascii="ＭＳ Ｐ明朝" w:eastAsia="ＭＳ Ｐ明朝" w:hAnsi="ＭＳ Ｐ明朝"/>
+        </w:rPr>
+        <w:t>ジャンル</w:t>
+      </w:r>
+      <w:r>
+        <w:rPr>
+          <w:rFonts w:ascii="ＭＳ Ｐ明朝" w:eastAsia="ＭＳ Ｐ明朝" w:hAnsi="ＭＳ Ｐ明朝" w:hint="eastAsia"/>
+        </w:rPr>
+        <w:t>、</w:t>
+      </w:r>
+      <w:r>
+        <w:rPr>
+          <w:rFonts w:ascii="ＭＳ Ｐ明朝" w:eastAsia="ＭＳ Ｐ明朝" w:hAnsi="ＭＳ Ｐ明朝"/>
+        </w:rPr>
+        <w:t>対応</w:t>
+      </w:r>
+      <w:r>
+        <w:rPr>
+          <w:rFonts w:ascii="ＭＳ Ｐ明朝" w:eastAsia="ＭＳ Ｐ明朝" w:hAnsi="ＭＳ Ｐ明朝" w:hint="eastAsia"/>
+        </w:rPr>
+        <w:t>OS、</w:t>
+      </w:r>
+      <w:r>
+        <w:rPr>
+          <w:rFonts w:ascii="ＭＳ Ｐ明朝" w:eastAsia="ＭＳ Ｐ明朝" w:hAnsi="ＭＳ Ｐ明朝"/>
+        </w:rPr>
+        <w:t>プレイ人数</w:t>
+      </w:r>
+      <w:r>
+        <w:rPr>
+          <w:rFonts w:ascii="ＭＳ Ｐ明朝" w:eastAsia="ＭＳ Ｐ明朝" w:hAnsi="ＭＳ Ｐ明朝" w:hint="eastAsia"/>
+        </w:rPr>
+        <w:t>、</w:t>
+      </w:r>
+      <w:r>
+        <w:rPr>
+          <w:rFonts w:ascii="ＭＳ Ｐ明朝" w:eastAsia="ＭＳ Ｐ明朝" w:hAnsi="ＭＳ Ｐ明朝"/>
+        </w:rPr>
+        <w:t>発売日</w:t>
+      </w:r>
+      <w:r>
+        <w:rPr>
+          <w:rFonts w:ascii="ＭＳ Ｐ明朝" w:eastAsia="ＭＳ Ｐ明朝" w:hAnsi="ＭＳ Ｐ明朝" w:hint="eastAsia"/>
+        </w:rPr>
+        <w:t>、</w:t>
+      </w:r>
+      <w:r>
+        <w:rPr>
+          <w:rFonts w:ascii="ＭＳ Ｐ明朝" w:eastAsia="ＭＳ Ｐ明朝" w:hAnsi="ＭＳ Ｐ明朝"/>
+        </w:rPr>
+        <w:t xml:space="preserve">価格　</w:t>
+      </w:r>
+      <w:r>
+        <w:rPr>
+          <w:rFonts w:ascii="ＭＳ Ｐ明朝" w:eastAsia="ＭＳ Ｐ明朝" w:hAnsi="ＭＳ Ｐ明朝" w:hint="eastAsia"/>
+        </w:rPr>
+        <w:t xml:space="preserve">　　　　　　　　　　　　　　　　　　　　　　　　　　　　　　　　　　　　　　　　　　　　　　　　　　　　　　</w:t>
+      </w:r>
+    </w:p>
+    <w:p>
+      <w:pPr>
+        <w:rPr>
+          <w:rFonts w:ascii="ＭＳ Ｐ明朝" w:eastAsia="ＭＳ Ｐ明朝" w:hAnsi="ＭＳ Ｐ明朝"/>
+          <w:b/>
+          <w:bCs/>
+        </w:rPr>
+      </w:pPr>
+      <w:r>
+        <w:rPr>
+          <w:rFonts w:ascii="ＭＳ Ｐ明朝" w:eastAsia="ＭＳ Ｐ明朝" w:hAnsi="ＭＳ Ｐ明朝" w:hint="eastAsia"/>
+          <w:b/>
+          <w:bCs/>
         </w:rPr>
         <w:t>撮影場所、情報収集について</w:t>
       </w:r>
@@ -459,52 +1881,325 @@
     </w:p>
     <w:p>
       <w:pPr>
-        <w:rPr>
-          <w:rFonts w:ascii="ＭＳ Ｐ明朝" w:eastAsia="ＭＳ Ｐ明朝" w:hAnsi="ＭＳ Ｐ明朝"/>
-        </w:rPr>
-      </w:pPr>
-      <w:r>
-        <w:rPr>
-          <w:rFonts w:ascii="ＭＳ Ｐ明朝" w:eastAsia="ＭＳ Ｐ明朝" w:hAnsi="ＭＳ Ｐ明朝" w:hint="eastAsia"/>
-        </w:rPr>
-        <w:t>写真やイラストは著作権に要注意</w:t>
-      </w:r>
-    </w:p>
-    <w:p>
-      <w:pPr>
-        <w:rPr>
-          <w:rFonts w:ascii="ＭＳ Ｐ明朝" w:eastAsia="ＭＳ Ｐ明朝" w:hAnsi="ＭＳ Ｐ明朝"/>
-        </w:rPr>
-      </w:pPr>
-    </w:p>
-    <w:p>
-      <w:pPr>
-        <w:rPr>
-          <w:rFonts w:ascii="ＭＳ Ｐ明朝" w:eastAsia="ＭＳ Ｐ明朝" w:hAnsi="ＭＳ Ｐ明朝"/>
-        </w:rPr>
-      </w:pPr>
-      <w:r>
-        <w:rPr>
-          <w:rFonts w:ascii="ＭＳ Ｐ明朝" w:eastAsia="ＭＳ Ｐ明朝" w:hAnsi="ＭＳ Ｐ明朝" w:hint="eastAsia"/>
-        </w:rPr>
-        <w:t>分析</w:t>
-      </w:r>
-    </w:p>
-    <w:p>
-      <w:pPr>
-        <w:rPr>
-          <w:rFonts w:ascii="ＭＳ Ｐ明朝" w:eastAsia="ＭＳ Ｐ明朝" w:hAnsi="ＭＳ Ｐ明朝"/>
-        </w:rPr>
-      </w:pPr>
-    </w:p>
-    <w:p>
-      <w:pPr>
-        <w:rPr>
-          <w:rFonts w:ascii="ＭＳ Ｐ明朝" w:eastAsia="ＭＳ Ｐ明朝" w:hAnsi="ＭＳ Ｐ明朝"/>
-        </w:rPr>
-      </w:pPr>
+        <w:ind w:left="220" w:hangingChars="100" w:hanging="220"/>
+        <w:rPr>
+          <w:rFonts w:ascii="ＭＳ Ｐ明朝" w:eastAsia="ＭＳ Ｐ明朝" w:hAnsi="ＭＳ Ｐ明朝"/>
+          <w:color w:val="EE0000"/>
+        </w:rPr>
+      </w:pPr>
+      <w:r>
+        <w:rPr>
+          <w:rFonts w:ascii="ＭＳ Ｐ明朝" w:eastAsia="ＭＳ Ｐ明朝" w:hAnsi="ＭＳ Ｐ明朝" w:hint="eastAsia"/>
+          <w:color w:val="EE0000"/>
+        </w:rPr>
+        <w:t>※</w:t>
+      </w:r>
+      <w:r>
+        <w:rPr>
+          <w:rFonts w:ascii="ＭＳ Ｐ明朝" w:eastAsia="ＭＳ Ｐ明朝" w:hAnsi="ＭＳ Ｐ明朝"/>
+          <w:color w:val="EE0000"/>
+        </w:rPr>
+        <w:t>本研究およびWebサイト制作における架空ゲーム『</w:t>
+      </w:r>
+      <w:r>
+        <w:rPr>
+          <w:rFonts w:ascii="ＭＳ Ｐ明朝" w:eastAsia="ＭＳ Ｐ明朝" w:hAnsi="ＭＳ Ｐ明朝" w:hint="eastAsia"/>
+          <w:color w:val="EE0000"/>
+        </w:rPr>
+        <w:t>North　Karte</w:t>
+      </w:r>
+      <w:r>
+        <w:rPr>
+          <w:rFonts w:ascii="ＭＳ Ｐ明朝" w:eastAsia="ＭＳ Ｐ明朝" w:hAnsi="ＭＳ Ｐ明朝"/>
+          <w:color w:val="EE0000"/>
+        </w:rPr>
+        <w:t>』の企画内容、キャラクター設定、</w:t>
+      </w:r>
+      <w:r>
+        <w:rPr>
+          <w:rFonts w:ascii="ＭＳ Ｐ明朝" w:eastAsia="ＭＳ Ｐ明朝" w:hAnsi="ＭＳ Ｐ明朝" w:hint="eastAsia"/>
+          <w:color w:val="EE0000"/>
+        </w:rPr>
+        <w:t xml:space="preserve">　　　　　　　　</w:t>
+      </w:r>
+      <w:r>
+        <w:rPr>
+          <w:rFonts w:ascii="ＭＳ Ｐ明朝" w:eastAsia="ＭＳ Ｐ明朝" w:hAnsi="ＭＳ Ｐ明朝"/>
+          <w:color w:val="EE0000"/>
+        </w:rPr>
+        <w:t>およびWebデザインは、著作権を完全に遵守したオリジナルの創作物である</w:t>
+      </w:r>
+    </w:p>
+    <w:p>
+      <w:pPr>
+        <w:rPr>
+          <w:rFonts w:ascii="ＭＳ Ｐ明朝" w:eastAsia="ＭＳ Ｐ明朝" w:hAnsi="ＭＳ Ｐ明朝"/>
+        </w:rPr>
+      </w:pPr>
+    </w:p>
+    <w:p>
+      <w:pPr>
+        <w:tabs>
+          <w:tab w:val="left" w:pos="3180"/>
+        </w:tabs>
+        <w:rPr>
+          <w:rFonts w:ascii="ＭＳ Ｐ明朝" w:eastAsia="ＭＳ Ｐ明朝" w:hAnsi="ＭＳ Ｐ明朝"/>
+        </w:rPr>
+      </w:pPr>
+      <w:r>
+        <w:rPr>
+          <w:rFonts w:ascii="ＭＳ Ｐ明朝" w:eastAsia="ＭＳ Ｐ明朝" w:hAnsi="ＭＳ Ｐ明朝"/>
+        </w:rPr>
+        <w:t>「North　Carte」とはどんなゲームか</w:t>
+      </w:r>
+    </w:p>
+    <w:p>
+      <w:pPr>
+        <w:tabs>
+          <w:tab w:val="left" w:pos="3180"/>
+        </w:tabs>
+        <w:rPr>
+          <w:rFonts w:ascii="ＭＳ Ｐ明朝" w:eastAsia="ＭＳ Ｐ明朝" w:hAnsi="ＭＳ Ｐ明朝"/>
+          <w:b/>
+          <w:bCs/>
+        </w:rPr>
+      </w:pPr>
+      <w:r>
+        <w:rPr>
+          <w:rFonts w:ascii="ＭＳ Ｐ明朝" w:eastAsia="ＭＳ Ｐ明朝" w:hAnsi="ＭＳ Ｐ明朝"/>
+          <w:b/>
+          <w:bCs/>
+        </w:rPr>
+        <w:t>『NORTH CARTE』は、北極を舞台に、探索と議論を繰り返しながら事件の真相と</w:t>
+      </w:r>
+      <w:r>
+        <w:rPr>
+          <w:rFonts w:ascii="ＭＳ Ｐ明朝" w:eastAsia="ＭＳ Ｐ明朝" w:hAnsi="ＭＳ Ｐ明朝"/>
+          <w:b/>
+          <w:bCs/>
+        </w:rPr>
+        <w:t>「傀儡」の正体を追う、マーダーミステリー</w:t>
+      </w:r>
+      <w:r>
+        <w:rPr>
+          <w:rFonts w:ascii="ＭＳ Ｐ明朝" w:eastAsia="ＭＳ Ｐ明朝" w:hAnsi="ＭＳ Ｐ明朝"/>
+          <w:b/>
+          <w:bCs/>
+        </w:rPr>
+        <w:t>の要素を取り入れたミステリーゲーム。</w:t>
+      </w:r>
+    </w:p>
+    <w:p>
+      <w:pPr>
+        <w:tabs>
+          <w:tab w:val="left" w:pos="3180"/>
+        </w:tabs>
+        <w:rPr>
+          <w:rFonts w:ascii="ＭＳ Ｐ明朝" w:eastAsia="ＭＳ Ｐ明朝" w:hAnsi="ＭＳ Ｐ明朝"/>
+        </w:rPr>
+      </w:pPr>
+      <w:r>
+        <w:rPr>
+          <w:rFonts w:ascii="ＭＳ Ｐ明朝" w:eastAsia="ＭＳ Ｐ明朝" w:hAnsi="ＭＳ Ｐ明朝"/>
+        </w:rPr>
+        <w:t>プレイヤーは8人のキャラクターから1人を選択してゲームを開始</w:t>
+      </w:r>
+      <w:r>
+        <w:rPr>
+          <w:rFonts w:ascii="ＭＳ Ｐ明朝" w:eastAsia="ＭＳ Ｐ明朝" w:hAnsi="ＭＳ Ｐ明朝"/>
+        </w:rPr>
+        <w:t>。</w:t>
+      </w:r>
+      <w:r>
+        <w:rPr>
+          <w:rFonts w:ascii="ＭＳ Ｐ明朝" w:eastAsia="ＭＳ Ｐ明朝" w:hAnsi="ＭＳ Ｐ明朝"/>
+        </w:rPr>
+        <w:t>ゲーム開始時にはカジノチップによって「クルー」「傀儡」「クルーリーダー」のいずれかの役職がランダムで決定され、同じキャラクターを選んでも、与えられた役職によって目的や展開が変化</w:t>
+      </w:r>
+      <w:r>
+        <w:rPr>
+          <w:rFonts w:ascii="ＭＳ Ｐ明朝" w:eastAsia="ＭＳ Ｐ明朝" w:hAnsi="ＭＳ Ｐ明朝"/>
+        </w:rPr>
+        <w:t>。</w:t>
+      </w:r>
+    </w:p>
+    <w:p>
+      <w:pPr>
+        <w:tabs>
+          <w:tab w:val="left" w:pos="3180"/>
+        </w:tabs>
+        <w:rPr>
+          <w:rFonts w:ascii="ＭＳ Ｐ明朝" w:eastAsia="ＭＳ Ｐ明朝" w:hAnsi="ＭＳ Ｐ明朝"/>
+        </w:rPr>
+      </w:pPr>
+      <w:r>
+        <w:rPr>
+          <w:rFonts w:ascii="ＭＳ Ｐ明朝" w:eastAsia="ＭＳ Ｐ明朝" w:hAnsi="ＭＳ Ｐ明朝"/>
+        </w:rPr>
+        <w:t>ゲームでは、</w:t>
+      </w:r>
+      <w:r>
+        <w:rPr>
+          <w:rFonts w:ascii="ＭＳ Ｐ明朝" w:eastAsia="ＭＳ Ｐ明朝" w:hAnsi="ＭＳ Ｐ明朝"/>
+          <w:b/>
+          <w:bCs/>
+        </w:rPr>
+        <w:t>探索パートと議論パートを繰り返して</w:t>
+      </w:r>
+      <w:r>
+        <w:rPr>
+          <w:rFonts w:ascii="ＭＳ Ｐ明朝" w:eastAsia="ＭＳ Ｐ明朝" w:hAnsi="ＭＳ Ｐ明朝"/>
+        </w:rPr>
+        <w:t>手がかりを集めていく。探索では船内・船外を調査し、アイテムや証拠、アーティファクトなどを発見。議論では集めた情報やNPCの証言をもとに、誰が傀儡なのか、事件で何が起きたのかを推理していく。</w:t>
+      </w:r>
+    </w:p>
+    <w:p>
+      <w:pPr>
+        <w:tabs>
+          <w:tab w:val="left" w:pos="3180"/>
+        </w:tabs>
+        <w:rPr>
+          <w:rFonts w:ascii="ＭＳ Ｐ明朝" w:eastAsia="ＭＳ Ｐ明朝" w:hAnsi="ＭＳ Ｐ明朝"/>
+        </w:rPr>
+      </w:pPr>
+      <w:r>
+        <w:rPr>
+          <w:rFonts w:ascii="ＭＳ Ｐ明朝" w:eastAsia="ＭＳ Ｐ明朝" w:hAnsi="ＭＳ Ｐ明朝"/>
+        </w:rPr>
+        <w:t>そして本作最大の特徴が、「自分たちはすでに一度死んでいる」という異常な状況。</w:t>
+      </w:r>
+      <w:r>
+        <w:rPr>
+          <w:rFonts w:ascii="ＭＳ Ｐ明朝" w:eastAsia="ＭＳ Ｐ明朝" w:hAnsi="ＭＳ Ｐ明朝"/>
+        </w:rPr>
+        <w:br/>
+        <w:t>目の前には、自分たちが生きているにもかかわらず、かつての自分自身と思われる遺体が存在する。</w:t>
+      </w:r>
+    </w:p>
+    <w:p>
+      <w:pPr>
+        <w:tabs>
+          <w:tab w:val="left" w:pos="3180"/>
+        </w:tabs>
+        <w:rPr>
+          <w:rFonts w:ascii="ＭＳ Ｐ明朝" w:eastAsia="ＭＳ Ｐ明朝" w:hAnsi="ＭＳ Ｐ明朝"/>
+        </w:rPr>
+      </w:pPr>
+      <w:r>
+        <w:rPr>
+          <w:rFonts w:ascii="ＭＳ Ｐ明朝" w:eastAsia="ＭＳ Ｐ明朝" w:hAnsi="ＭＳ Ｐ明朝"/>
+        </w:rPr>
+        <w:t>アーティファクトや魔術が絡み合うことで、北極で起きた事件の真相が徐々に明らかになっていく。</w:t>
+      </w:r>
+    </w:p>
+    <w:p>
+      <w:pPr>
+        <w:tabs>
+          <w:tab w:val="left" w:pos="3180"/>
+        </w:tabs>
+        <w:rPr>
+          <w:rFonts w:ascii="ＭＳ Ｐ明朝" w:eastAsia="ＭＳ Ｐ明朝" w:hAnsi="ＭＳ Ｐ明朝"/>
+        </w:rPr>
+      </w:pPr>
+      <w:r>
+        <w:rPr>
+          <w:rFonts w:ascii="ＭＳ Ｐ明朝" w:eastAsia="ＭＳ Ｐ明朝" w:hAnsi="ＭＳ Ｐ明朝"/>
+          <w:b/>
+          <w:bCs/>
+        </w:rPr>
+        <w:t>選択したキャラクター8人 × 役職3種 × 各種条件</w:t>
+      </w:r>
+      <w:r>
+        <w:rPr>
+          <w:rFonts w:ascii="ＭＳ Ｐ明朝" w:eastAsia="ＭＳ Ｐ明朝" w:hAnsi="ＭＳ Ｐ明朝"/>
+        </w:rPr>
+        <w:t>によって物語が変化し、</w:t>
+      </w:r>
+      <w:r>
+        <w:rPr>
+          <w:rFonts w:ascii="ＭＳ Ｐ明朝" w:eastAsia="ＭＳ Ｐ明朝" w:hAnsi="ＭＳ Ｐ明朝"/>
+          <w:b/>
+          <w:bCs/>
+        </w:rPr>
+        <w:t>全48種類のエンディング</w:t>
+      </w:r>
+      <w:r>
+        <w:rPr>
+          <w:rFonts w:ascii="ＭＳ Ｐ明朝" w:eastAsia="ＭＳ Ｐ明朝" w:hAnsi="ＭＳ Ｐ明朝"/>
+        </w:rPr>
+        <w:t>が</w:t>
+      </w:r>
+      <w:r>
+        <w:rPr>
+          <w:rFonts w:ascii="ＭＳ Ｐ明朝" w:eastAsia="ＭＳ Ｐ明朝" w:hAnsi="ＭＳ Ｐ明朝"/>
+        </w:rPr>
+        <w:t>存在。</w:t>
+      </w:r>
+      <w:r>
+        <w:rPr>
+          <w:rFonts w:ascii="ＭＳ Ｐ明朝" w:eastAsia="ＭＳ Ｐ明朝" w:hAnsi="ＭＳ Ｐ明朝"/>
+        </w:rPr>
+        <w:t>見たキャラクター・役職のエンディングをもう一度引いた場合は、条件を満たすことで「運命を変えますか？」と問いかけられ、役職を引き直すこともできる。</w:t>
+      </w:r>
+    </w:p>
+    <w:p>
+      <w:pPr>
+        <w:tabs>
+          <w:tab w:val="left" w:pos="3180"/>
+        </w:tabs>
+        <w:rPr>
+          <w:rFonts w:ascii="ＭＳ Ｐ明朝" w:eastAsia="ＭＳ Ｐ明朝" w:hAnsi="ＭＳ Ｐ明朝"/>
+        </w:rPr>
+      </w:pPr>
+      <w:r>
+        <w:rPr>
+          <w:rFonts w:ascii="ＭＳ Ｐ明朝" w:eastAsia="ＭＳ Ｐ明朝" w:hAnsi="ＭＳ Ｐ明朝"/>
+        </w:rPr>
+        <w:t>ただし――</w:t>
+      </w:r>
+    </w:p>
+    <w:p>
+      <w:pPr>
+        <w:tabs>
+          <w:tab w:val="left" w:pos="3180"/>
+        </w:tabs>
+        <w:rPr>
+          <w:rFonts w:ascii="ＭＳ Ｐ明朝" w:eastAsia="ＭＳ Ｐ明朝" w:hAnsi="ＭＳ Ｐ明朝"/>
+        </w:rPr>
+      </w:pPr>
+      <w:r>
+        <w:rPr>
+          <w:rFonts w:ascii="ＭＳ Ｐ明朝" w:eastAsia="ＭＳ Ｐ明朝" w:hAnsi="ＭＳ Ｐ明朝"/>
+          <w:b/>
+          <w:bCs/>
+        </w:rPr>
+        <w:t>全員が幸せになる結末は存在しない。</w:t>
+      </w:r>
+    </w:p>
+    <w:p>
+      <w:pPr>
+        <w:tabs>
+          <w:tab w:val="left" w:pos="3180"/>
+        </w:tabs>
+        <w:rPr>
+          <w:rFonts w:ascii="ＭＳ Ｐ明朝" w:eastAsia="ＭＳ Ｐ明朝" w:hAnsi="ＭＳ Ｐ明朝"/>
+        </w:rPr>
+      </w:pPr>
+      <w:r>
+        <w:rPr>
+          <w:rFonts w:ascii="ＭＳ Ｐ明朝" w:eastAsia="ＭＳ Ｐ明朝" w:hAnsi="ＭＳ Ｐ明朝"/>
+        </w:rPr>
+        <w:t>クルーが勝利</w:t>
+      </w:r>
+      <w:r>
+        <w:rPr>
+          <w:rFonts w:ascii="ＭＳ Ｐ明朝" w:eastAsia="ＭＳ Ｐ明朝" w:hAnsi="ＭＳ Ｐ明朝"/>
+        </w:rPr>
+        <w:t>＝傀儡の敗北、傀儡の勝利＝クルーの敗北</w:t>
+      </w:r>
     </w:p>
     <w:sectPr>
+      <w:type w:val="continuous"/>
       <w:pgSz w:w="11906" w:h="16838"/>
       <w:pgMar w:top="720" w:right="720" w:bottom="720" w:left="720" w:header="851" w:footer="992" w:gutter="0"/>
       <w:cols w:space="425"/>
@@ -707,6 +2402,119 @@
     </w:lvl>
   </w:abstractNum>
   <w:abstractNum w:abstractNumId="1" w15:restartNumberingAfterBreak="0">
+    <w:nsid w:val="0C9F6134"/>
+    <w:multiLevelType w:val="multilevel"/>
+    <w:tmpl w:val="AB705B04"/>
+    <w:lvl w:ilvl="0">
+      <w:start w:val="1"/>
+      <w:numFmt w:val="decimal"/>
+      <w:lvlText w:val="%1."/>
+      <w:lvlJc w:val="left"/>
+      <w:pPr>
+        <w:tabs>
+          <w:tab w:val="num" w:pos="720"/>
+        </w:tabs>
+        <w:ind w:left="720" w:hanging="360"/>
+      </w:pPr>
+    </w:lvl>
+    <w:lvl w:ilvl="1" w:tentative="1">
+      <w:start w:val="1"/>
+      <w:numFmt w:val="decimal"/>
+      <w:lvlText w:val="%2."/>
+      <w:lvlJc w:val="left"/>
+      <w:pPr>
+        <w:tabs>
+          <w:tab w:val="num" w:pos="1440"/>
+        </w:tabs>
+        <w:ind w:left="1440" w:hanging="360"/>
+      </w:pPr>
+    </w:lvl>
+    <w:lvl w:ilvl="2" w:tentative="1">
+      <w:start w:val="1"/>
+      <w:numFmt w:val="decimal"/>
+      <w:lvlText w:val="%3."/>
+      <w:lvlJc w:val="left"/>
+      <w:pPr>
+        <w:tabs>
+          <w:tab w:val="num" w:pos="2160"/>
+        </w:tabs>
+        <w:ind w:left="2160" w:hanging="360"/>
+      </w:pPr>
+    </w:lvl>
+    <w:lvl w:ilvl="3" w:tentative="1">
+      <w:start w:val="1"/>
+      <w:numFmt w:val="decimal"/>
+      <w:lvlText w:val="%4."/>
+      <w:lvlJc w:val="left"/>
+      <w:pPr>
+        <w:tabs>
+          <w:tab w:val="num" w:pos="2880"/>
+        </w:tabs>
+        <w:ind w:left="2880" w:hanging="360"/>
+      </w:pPr>
+    </w:lvl>
+    <w:lvl w:ilvl="4" w:tentative="1">
+      <w:start w:val="1"/>
+      <w:numFmt w:val="decimal"/>
+      <w:lvlText w:val="%5."/>
+      <w:lvlJc w:val="left"/>
+      <w:pPr>
+        <w:tabs>
+          <w:tab w:val="num" w:pos="3600"/>
+        </w:tabs>
+        <w:ind w:left="3600" w:hanging="360"/>
+      </w:pPr>
+    </w:lvl>
+    <w:lvl w:ilvl="5" w:tentative="1">
+      <w:start w:val="1"/>
+      <w:numFmt w:val="decimal"/>
+      <w:lvlText w:val="%6."/>
+      <w:lvlJc w:val="left"/>
+      <w:pPr>
+        <w:tabs>
+          <w:tab w:val="num" w:pos="4320"/>
+        </w:tabs>
+        <w:ind w:left="4320" w:hanging="360"/>
+      </w:pPr>
+    </w:lvl>
+    <w:lvl w:ilvl="6" w:tentative="1">
+      <w:start w:val="1"/>
+      <w:numFmt w:val="decimal"/>
+      <w:lvlText w:val="%7."/>
+      <w:lvlJc w:val="left"/>
+      <w:pPr>
+        <w:tabs>
+          <w:tab w:val="num" w:pos="5040"/>
+        </w:tabs>
+        <w:ind w:left="5040" w:hanging="360"/>
+      </w:pPr>
+    </w:lvl>
+    <w:lvl w:ilvl="7" w:tentative="1">
+      <w:start w:val="1"/>
+      <w:numFmt w:val="decimal"/>
+      <w:lvlText w:val="%8."/>
+      <w:lvlJc w:val="left"/>
+      <w:pPr>
+        <w:tabs>
+          <w:tab w:val="num" w:pos="5760"/>
+        </w:tabs>
+        <w:ind w:left="5760" w:hanging="360"/>
+      </w:pPr>
+    </w:lvl>
+    <w:lvl w:ilvl="8" w:tentative="1">
+      <w:start w:val="1"/>
+      <w:numFmt w:val="decimal"/>
+      <w:lvlText w:val="%9."/>
+      <w:lvlJc w:val="left"/>
+      <w:pPr>
+        <w:tabs>
+          <w:tab w:val="num" w:pos="6480"/>
+        </w:tabs>
+        <w:ind w:left="6480" w:hanging="360"/>
+      </w:pPr>
+    </w:lvl>
+  </w:abstractNum>
+  <w:abstractNum w:abstractNumId="2" w15:restartNumberingAfterBreak="0">
     <w:nsid w:val="133F7E61"/>
     <w:multiLevelType w:val="hybridMultilevel"/>
     <w:tmpl w:val="22B4C8E8"/>
@@ -846,7 +2654,450 @@
       </w:rPr>
     </w:lvl>
   </w:abstractNum>
-  <w:abstractNum w:abstractNumId="2" w15:restartNumberingAfterBreak="0">
+  <w:abstractNum w:abstractNumId="3" w15:restartNumberingAfterBreak="0">
+    <w:nsid w:val="2BDB20C8"/>
+    <w:multiLevelType w:val="multilevel"/>
+    <w:tmpl w:val="8264DE72"/>
+    <w:lvl w:ilvl="0">
+      <w:start w:val="1"/>
+      <w:numFmt w:val="bullet"/>
+      <w:lvlText w:val=""/>
+      <w:lvlJc w:val="left"/>
+      <w:pPr>
+        <w:tabs>
+          <w:tab w:val="num" w:pos="720"/>
+        </w:tabs>
+        <w:ind w:left="720" w:hanging="360"/>
+      </w:pPr>
+      <w:rPr>
+        <w:rFonts w:ascii="Symbol" w:hAnsi="Symbol" w:hint="default"/>
+        <w:sz w:val="20"/>
+      </w:rPr>
+    </w:lvl>
+    <w:lvl w:ilvl="1" w:tentative="1">
+      <w:start w:val="1"/>
+      <w:numFmt w:val="bullet"/>
+      <w:lvlText w:val="o"/>
+      <w:lvlJc w:val="left"/>
+      <w:pPr>
+        <w:tabs>
+          <w:tab w:val="num" w:pos="1440"/>
+        </w:tabs>
+        <w:ind w:left="1440" w:hanging="360"/>
+      </w:pPr>
+      <w:rPr>
+        <w:rFonts w:ascii="Courier New" w:hAnsi="Courier New" w:hint="default"/>
+        <w:sz w:val="20"/>
+      </w:rPr>
+    </w:lvl>
+    <w:lvl w:ilvl="2" w:tentative="1">
+      <w:start w:val="1"/>
+      <w:numFmt w:val="bullet"/>
+      <w:lvlText w:val=""/>
+      <w:lvlJc w:val="left"/>
+      <w:pPr>
+        <w:tabs>
+          <w:tab w:val="num" w:pos="2160"/>
+        </w:tabs>
+        <w:ind w:left="2160" w:hanging="360"/>
+      </w:pPr>
+      <w:rPr>
+        <w:rFonts w:ascii="Wingdings" w:hAnsi="Wingdings" w:hint="default"/>
+        <w:sz w:val="20"/>
+      </w:rPr>
+    </w:lvl>
+    <w:lvl w:ilvl="3" w:tentative="1">
+      <w:start w:val="1"/>
+      <w:numFmt w:val="bullet"/>
+      <w:lvlText w:val=""/>
+      <w:lvlJc w:val="left"/>
+      <w:pPr>
+        <w:tabs>
+          <w:tab w:val="num" w:pos="2880"/>
+        </w:tabs>
+        <w:ind w:left="2880" w:hanging="360"/>
+      </w:pPr>
+      <w:rPr>
+        <w:rFonts w:ascii="Wingdings" w:hAnsi="Wingdings" w:hint="default"/>
+        <w:sz w:val="20"/>
+      </w:rPr>
+    </w:lvl>
+    <w:lvl w:ilvl="4" w:tentative="1">
+      <w:start w:val="1"/>
+      <w:numFmt w:val="bullet"/>
+      <w:lvlText w:val=""/>
+      <w:lvlJc w:val="left"/>
+      <w:pPr>
+        <w:tabs>
+          <w:tab w:val="num" w:pos="3600"/>
+        </w:tabs>
+        <w:ind w:left="3600" w:hanging="360"/>
+      </w:pPr>
+      <w:rPr>
+        <w:rFonts w:ascii="Wingdings" w:hAnsi="Wingdings" w:hint="default"/>
+        <w:sz w:val="20"/>
+      </w:rPr>
+    </w:lvl>
+    <w:lvl w:ilvl="5" w:tentative="1">
+      <w:start w:val="1"/>
+      <w:numFmt w:val="bullet"/>
+      <w:lvlText w:val=""/>
+      <w:lvlJc w:val="left"/>
+      <w:pPr>
+        <w:tabs>
+          <w:tab w:val="num" w:pos="4320"/>
+        </w:tabs>
+        <w:ind w:left="4320" w:hanging="360"/>
+      </w:pPr>
+      <w:rPr>
+        <w:rFonts w:ascii="Wingdings" w:hAnsi="Wingdings" w:hint="default"/>
+        <w:sz w:val="20"/>
+      </w:rPr>
+    </w:lvl>
+    <w:lvl w:ilvl="6" w:tentative="1">
+      <w:start w:val="1"/>
+      <w:numFmt w:val="bullet"/>
+      <w:lvlText w:val=""/>
+      <w:lvlJc w:val="left"/>
+      <w:pPr>
+        <w:tabs>
+          <w:tab w:val="num" w:pos="5040"/>
+        </w:tabs>
+        <w:ind w:left="5040" w:hanging="360"/>
+      </w:pPr>
+      <w:rPr>
+        <w:rFonts w:ascii="Wingdings" w:hAnsi="Wingdings" w:hint="default"/>
+        <w:sz w:val="20"/>
+      </w:rPr>
+    </w:lvl>
+    <w:lvl w:ilvl="7" w:tentative="1">
+      <w:start w:val="1"/>
+      <w:numFmt w:val="bullet"/>
+      <w:lvlText w:val=""/>
+      <w:lvlJc w:val="left"/>
+      <w:pPr>
+        <w:tabs>
+          <w:tab w:val="num" w:pos="5760"/>
+        </w:tabs>
+        <w:ind w:left="5760" w:hanging="360"/>
+      </w:pPr>
+      <w:rPr>
+        <w:rFonts w:ascii="Wingdings" w:hAnsi="Wingdings" w:hint="default"/>
+        <w:sz w:val="20"/>
+      </w:rPr>
+    </w:lvl>
+    <w:lvl w:ilvl="8" w:tentative="1">
+      <w:start w:val="1"/>
+      <w:numFmt w:val="bullet"/>
+      <w:lvlText w:val=""/>
+      <w:lvlJc w:val="left"/>
+      <w:pPr>
+        <w:tabs>
+          <w:tab w:val="num" w:pos="6480"/>
+        </w:tabs>
+        <w:ind w:left="6480" w:hanging="360"/>
+      </w:pPr>
+      <w:rPr>
+        <w:rFonts w:ascii="Wingdings" w:hAnsi="Wingdings" w:hint="default"/>
+        <w:sz w:val="20"/>
+      </w:rPr>
+    </w:lvl>
+  </w:abstractNum>
+  <w:abstractNum w:abstractNumId="4" w15:restartNumberingAfterBreak="0">
+    <w:nsid w:val="323A1235"/>
+    <w:multiLevelType w:val="multilevel"/>
+    <w:tmpl w:val="5210C242"/>
+    <w:lvl w:ilvl="0">
+      <w:start w:val="1"/>
+      <w:numFmt w:val="bullet"/>
+      <w:lvlText w:val=""/>
+      <w:lvlJc w:val="left"/>
+      <w:pPr>
+        <w:tabs>
+          <w:tab w:val="num" w:pos="720"/>
+        </w:tabs>
+        <w:ind w:left="720" w:hanging="360"/>
+      </w:pPr>
+      <w:rPr>
+        <w:rFonts w:ascii="Symbol" w:hAnsi="Symbol" w:hint="default"/>
+        <w:sz w:val="20"/>
+      </w:rPr>
+    </w:lvl>
+    <w:lvl w:ilvl="1">
+      <w:start w:val="1"/>
+      <w:numFmt w:val="bullet"/>
+      <w:lvlText w:val="o"/>
+      <w:lvlJc w:val="left"/>
+      <w:pPr>
+        <w:tabs>
+          <w:tab w:val="num" w:pos="1440"/>
+        </w:tabs>
+        <w:ind w:left="1440" w:hanging="360"/>
+      </w:pPr>
+      <w:rPr>
+        <w:rFonts w:ascii="Courier New" w:hAnsi="Courier New" w:hint="default"/>
+        <w:sz w:val="20"/>
+      </w:rPr>
+    </w:lvl>
+    <w:lvl w:ilvl="2" w:tentative="1">
+      <w:start w:val="1"/>
+      <w:numFmt w:val="bullet"/>
+      <w:lvlText w:val=""/>
+      <w:lvlJc w:val="left"/>
+      <w:pPr>
+        <w:tabs>
+          <w:tab w:val="num" w:pos="2160"/>
+        </w:tabs>
+        <w:ind w:left="2160" w:hanging="360"/>
+      </w:pPr>
+      <w:rPr>
+        <w:rFonts w:ascii="Wingdings" w:hAnsi="Wingdings" w:hint="default"/>
+        <w:sz w:val="20"/>
+      </w:rPr>
+    </w:lvl>
+    <w:lvl w:ilvl="3" w:tentative="1">
+      <w:start w:val="1"/>
+      <w:numFmt w:val="bullet"/>
+      <w:lvlText w:val=""/>
+      <w:lvlJc w:val="left"/>
+      <w:pPr>
+        <w:tabs>
+          <w:tab w:val="num" w:pos="2880"/>
+        </w:tabs>
+        <w:ind w:left="2880" w:hanging="360"/>
+      </w:pPr>
+      <w:rPr>
+        <w:rFonts w:ascii="Wingdings" w:hAnsi="Wingdings" w:hint="default"/>
+        <w:sz w:val="20"/>
+      </w:rPr>
+    </w:lvl>
+    <w:lvl w:ilvl="4" w:tentative="1">
+      <w:start w:val="1"/>
+      <w:numFmt w:val="bullet"/>
+      <w:lvlText w:val=""/>
+      <w:lvlJc w:val="left"/>
+      <w:pPr>
+        <w:tabs>
+          <w:tab w:val="num" w:pos="3600"/>
+        </w:tabs>
+        <w:ind w:left="3600" w:hanging="360"/>
+      </w:pPr>
+      <w:rPr>
+        <w:rFonts w:ascii="Wingdings" w:hAnsi="Wingdings" w:hint="default"/>
+        <w:sz w:val="20"/>
+      </w:rPr>
+    </w:lvl>
+    <w:lvl w:ilvl="5" w:tentative="1">
+      <w:start w:val="1"/>
+      <w:numFmt w:val="bullet"/>
+      <w:lvlText w:val=""/>
+      <w:lvlJc w:val="left"/>
+      <w:pPr>
+        <w:tabs>
+          <w:tab w:val="num" w:pos="4320"/>
+        </w:tabs>
+        <w:ind w:left="4320" w:hanging="360"/>
+      </w:pPr>
+      <w:rPr>
+        <w:rFonts w:ascii="Wingdings" w:hAnsi="Wingdings" w:hint="default"/>
+        <w:sz w:val="20"/>
+      </w:rPr>
+    </w:lvl>
+    <w:lvl w:ilvl="6" w:tentative="1">
+      <w:start w:val="1"/>
+      <w:numFmt w:val="bullet"/>
+      <w:lvlText w:val=""/>
+      <w:lvlJc w:val="left"/>
+      <w:pPr>
+        <w:tabs>
+          <w:tab w:val="num" w:pos="5040"/>
+        </w:tabs>
+        <w:ind w:left="5040" w:hanging="360"/>
+      </w:pPr>
+      <w:rPr>
+        <w:rFonts w:ascii="Wingdings" w:hAnsi="Wingdings" w:hint="default"/>
+        <w:sz w:val="20"/>
+      </w:rPr>
+    </w:lvl>
+    <w:lvl w:ilvl="7" w:tentative="1">
+      <w:start w:val="1"/>
+      <w:numFmt w:val="bullet"/>
+      <w:lvlText w:val=""/>
+      <w:lvlJc w:val="left"/>
+      <w:pPr>
+        <w:tabs>
+          <w:tab w:val="num" w:pos="5760"/>
+        </w:tabs>
+        <w:ind w:left="5760" w:hanging="360"/>
+      </w:pPr>
+      <w:rPr>
+        <w:rFonts w:ascii="Wingdings" w:hAnsi="Wingdings" w:hint="default"/>
+        <w:sz w:val="20"/>
+      </w:rPr>
+    </w:lvl>
+    <w:lvl w:ilvl="8" w:tentative="1">
+      <w:start w:val="1"/>
+      <w:numFmt w:val="bullet"/>
+      <w:lvlText w:val=""/>
+      <w:lvlJc w:val="left"/>
+      <w:pPr>
+        <w:tabs>
+          <w:tab w:val="num" w:pos="6480"/>
+        </w:tabs>
+        <w:ind w:left="6480" w:hanging="360"/>
+      </w:pPr>
+      <w:rPr>
+        <w:rFonts w:ascii="Wingdings" w:hAnsi="Wingdings" w:hint="default"/>
+        <w:sz w:val="20"/>
+      </w:rPr>
+    </w:lvl>
+  </w:abstractNum>
+  <w:abstractNum w:abstractNumId="5" w15:restartNumberingAfterBreak="0">
+    <w:nsid w:val="35C21615"/>
+    <w:multiLevelType w:val="multilevel"/>
+    <w:tmpl w:val="A44EC204"/>
+    <w:lvl w:ilvl="0">
+      <w:start w:val="1"/>
+      <w:numFmt w:val="bullet"/>
+      <w:lvlText w:val=""/>
+      <w:lvlJc w:val="left"/>
+      <w:pPr>
+        <w:tabs>
+          <w:tab w:val="num" w:pos="720"/>
+        </w:tabs>
+        <w:ind w:left="720" w:hanging="360"/>
+      </w:pPr>
+      <w:rPr>
+        <w:rFonts w:ascii="Symbol" w:hAnsi="Symbol" w:hint="default"/>
+        <w:sz w:val="20"/>
+      </w:rPr>
+    </w:lvl>
+    <w:lvl w:ilvl="1">
+      <w:start w:val="1"/>
+      <w:numFmt w:val="decimal"/>
+      <w:lvlText w:val="%2."/>
+      <w:lvlJc w:val="left"/>
+      <w:pPr>
+        <w:tabs>
+          <w:tab w:val="num" w:pos="1440"/>
+        </w:tabs>
+        <w:ind w:left="1440" w:hanging="360"/>
+      </w:pPr>
+    </w:lvl>
+    <w:lvl w:ilvl="2" w:tentative="1">
+      <w:start w:val="1"/>
+      <w:numFmt w:val="bullet"/>
+      <w:lvlText w:val=""/>
+      <w:lvlJc w:val="left"/>
+      <w:pPr>
+        <w:tabs>
+          <w:tab w:val="num" w:pos="2160"/>
+        </w:tabs>
+        <w:ind w:left="2160" w:hanging="360"/>
+      </w:pPr>
+      <w:rPr>
+        <w:rFonts w:ascii="Wingdings" w:hAnsi="Wingdings" w:hint="default"/>
+        <w:sz w:val="20"/>
+      </w:rPr>
+    </w:lvl>
+    <w:lvl w:ilvl="3" w:tentative="1">
+      <w:start w:val="1"/>
+      <w:numFmt w:val="bullet"/>
+      <w:lvlText w:val=""/>
+      <w:lvlJc w:val="left"/>
+      <w:pPr>
+        <w:tabs>
+          <w:tab w:val="num" w:pos="2880"/>
+        </w:tabs>
+        <w:ind w:left="2880" w:hanging="360"/>
+      </w:pPr>
+      <w:rPr>
+        <w:rFonts w:ascii="Wingdings" w:hAnsi="Wingdings" w:hint="default"/>
+        <w:sz w:val="20"/>
+      </w:rPr>
+    </w:lvl>
+    <w:lvl w:ilvl="4" w:tentative="1">
+      <w:start w:val="1"/>
+      <w:numFmt w:val="bullet"/>
+      <w:lvlText w:val=""/>
+      <w:lvlJc w:val="left"/>
+      <w:pPr>
+        <w:tabs>
+          <w:tab w:val="num" w:pos="3600"/>
+        </w:tabs>
+        <w:ind w:left="3600" w:hanging="360"/>
+      </w:pPr>
+      <w:rPr>
+        <w:rFonts w:ascii="Wingdings" w:hAnsi="Wingdings" w:hint="default"/>
+        <w:sz w:val="20"/>
+      </w:rPr>
+    </w:lvl>
+    <w:lvl w:ilvl="5" w:tentative="1">
+      <w:start w:val="1"/>
+      <w:numFmt w:val="bullet"/>
+      <w:lvlText w:val=""/>
+      <w:lvlJc w:val="left"/>
+      <w:pPr>
+        <w:tabs>
+          <w:tab w:val="num" w:pos="4320"/>
+        </w:tabs>
+        <w:ind w:left="4320" w:hanging="360"/>
+      </w:pPr>
+      <w:rPr>
+        <w:rFonts w:ascii="Wingdings" w:hAnsi="Wingdings" w:hint="default"/>
+        <w:sz w:val="20"/>
+      </w:rPr>
+    </w:lvl>
+    <w:lvl w:ilvl="6" w:tentative="1">
+      <w:start w:val="1"/>
+      <w:numFmt w:val="bullet"/>
+      <w:lvlText w:val=""/>
+      <w:lvlJc w:val="left"/>
+      <w:pPr>
+        <w:tabs>
+          <w:tab w:val="num" w:pos="5040"/>
+        </w:tabs>
+        <w:ind w:left="5040" w:hanging="360"/>
+      </w:pPr>
+      <w:rPr>
+        <w:rFonts w:ascii="Wingdings" w:hAnsi="Wingdings" w:hint="default"/>
+        <w:sz w:val="20"/>
+      </w:rPr>
+    </w:lvl>
+    <w:lvl w:ilvl="7" w:tentative="1">
+      <w:start w:val="1"/>
+      <w:numFmt w:val="bullet"/>
+      <w:lvlText w:val=""/>
+      <w:lvlJc w:val="left"/>
+      <w:pPr>
+        <w:tabs>
+          <w:tab w:val="num" w:pos="5760"/>
+        </w:tabs>
+        <w:ind w:left="5760" w:hanging="360"/>
+      </w:pPr>
+      <w:rPr>
+        <w:rFonts w:ascii="Wingdings" w:hAnsi="Wingdings" w:hint="default"/>
+        <w:sz w:val="20"/>
+      </w:rPr>
+    </w:lvl>
+    <w:lvl w:ilvl="8" w:tentative="1">
+      <w:start w:val="1"/>
+      <w:numFmt w:val="bullet"/>
+      <w:lvlText w:val=""/>
+      <w:lvlJc w:val="left"/>
+      <w:pPr>
+        <w:tabs>
+          <w:tab w:val="num" w:pos="6480"/>
+        </w:tabs>
+        <w:ind w:left="6480" w:hanging="360"/>
+      </w:pPr>
+      <w:rPr>
+        <w:rFonts w:ascii="Wingdings" w:hAnsi="Wingdings" w:hint="default"/>
+        <w:sz w:val="20"/>
+      </w:rPr>
+    </w:lvl>
+  </w:abstractNum>
+  <w:abstractNum w:abstractNumId="6" w15:restartNumberingAfterBreak="0">
     <w:nsid w:val="368268EA"/>
     <w:multiLevelType w:val="hybridMultilevel"/>
     <w:tmpl w:val="344E1FC0"/>
@@ -986,14 +3237,713 @@
       </w:rPr>
     </w:lvl>
   </w:abstractNum>
+  <w:abstractNum w:abstractNumId="7" w15:restartNumberingAfterBreak="0">
+    <w:nsid w:val="427F52DD"/>
+    <w:multiLevelType w:val="hybridMultilevel"/>
+    <w:tmpl w:val="53EE417E"/>
+    <w:lvl w:ilvl="0" w:tplc="FC12D17E">
+      <w:numFmt w:val="bullet"/>
+      <w:lvlText w:val="※"/>
+      <w:lvlJc w:val="left"/>
+      <w:pPr>
+        <w:ind w:left="360" w:hanging="360"/>
+      </w:pPr>
+      <w:rPr>
+        <w:rFonts w:ascii="ＭＳ Ｐ明朝" w:eastAsia="ＭＳ Ｐ明朝" w:hAnsi="ＭＳ Ｐ明朝" w:cstheme="minorBidi" w:hint="eastAsia"/>
+      </w:rPr>
+    </w:lvl>
+    <w:lvl w:ilvl="1" w:tplc="0409000B" w:tentative="1">
+      <w:start w:val="1"/>
+      <w:numFmt w:val="bullet"/>
+      <w:lvlText w:val=""/>
+      <w:lvlJc w:val="left"/>
+      <w:pPr>
+        <w:ind w:left="880" w:hanging="440"/>
+      </w:pPr>
+      <w:rPr>
+        <w:rFonts w:ascii="Wingdings" w:hAnsi="Wingdings" w:hint="default"/>
+      </w:rPr>
+    </w:lvl>
+    <w:lvl w:ilvl="2" w:tplc="0409000D" w:tentative="1">
+      <w:start w:val="1"/>
+      <w:numFmt w:val="bullet"/>
+      <w:lvlText w:val=""/>
+      <w:lvlJc w:val="left"/>
+      <w:pPr>
+        <w:ind w:left="1320" w:hanging="440"/>
+      </w:pPr>
+      <w:rPr>
+        <w:rFonts w:ascii="Wingdings" w:hAnsi="Wingdings" w:hint="default"/>
+      </w:rPr>
+    </w:lvl>
+    <w:lvl w:ilvl="3" w:tplc="04090001" w:tentative="1">
+      <w:start w:val="1"/>
+      <w:numFmt w:val="bullet"/>
+      <w:lvlText w:val=""/>
+      <w:lvlJc w:val="left"/>
+      <w:pPr>
+        <w:ind w:left="1760" w:hanging="440"/>
+      </w:pPr>
+      <w:rPr>
+        <w:rFonts w:ascii="Wingdings" w:hAnsi="Wingdings" w:hint="default"/>
+      </w:rPr>
+    </w:lvl>
+    <w:lvl w:ilvl="4" w:tplc="0409000B" w:tentative="1">
+      <w:start w:val="1"/>
+      <w:numFmt w:val="bullet"/>
+      <w:lvlText w:val=""/>
+      <w:lvlJc w:val="left"/>
+      <w:pPr>
+        <w:ind w:left="2200" w:hanging="440"/>
+      </w:pPr>
+      <w:rPr>
+        <w:rFonts w:ascii="Wingdings" w:hAnsi="Wingdings" w:hint="default"/>
+      </w:rPr>
+    </w:lvl>
+    <w:lvl w:ilvl="5" w:tplc="0409000D" w:tentative="1">
+      <w:start w:val="1"/>
+      <w:numFmt w:val="bullet"/>
+      <w:lvlText w:val=""/>
+      <w:lvlJc w:val="left"/>
+      <w:pPr>
+        <w:ind w:left="2640" w:hanging="440"/>
+      </w:pPr>
+      <w:rPr>
+        <w:rFonts w:ascii="Wingdings" w:hAnsi="Wingdings" w:hint="default"/>
+      </w:rPr>
+    </w:lvl>
+    <w:lvl w:ilvl="6" w:tplc="04090001" w:tentative="1">
+      <w:start w:val="1"/>
+      <w:numFmt w:val="bullet"/>
+      <w:lvlText w:val=""/>
+      <w:lvlJc w:val="left"/>
+      <w:pPr>
+        <w:ind w:left="3080" w:hanging="440"/>
+      </w:pPr>
+      <w:rPr>
+        <w:rFonts w:ascii="Wingdings" w:hAnsi="Wingdings" w:hint="default"/>
+      </w:rPr>
+    </w:lvl>
+    <w:lvl w:ilvl="7" w:tplc="0409000B" w:tentative="1">
+      <w:start w:val="1"/>
+      <w:numFmt w:val="bullet"/>
+      <w:lvlText w:val=""/>
+      <w:lvlJc w:val="left"/>
+      <w:pPr>
+        <w:ind w:left="3520" w:hanging="440"/>
+      </w:pPr>
+      <w:rPr>
+        <w:rFonts w:ascii="Wingdings" w:hAnsi="Wingdings" w:hint="default"/>
+      </w:rPr>
+    </w:lvl>
+    <w:lvl w:ilvl="8" w:tplc="0409000D" w:tentative="1">
+      <w:start w:val="1"/>
+      <w:numFmt w:val="bullet"/>
+      <w:lvlText w:val=""/>
+      <w:lvlJc w:val="left"/>
+      <w:pPr>
+        <w:ind w:left="3960" w:hanging="440"/>
+      </w:pPr>
+      <w:rPr>
+        <w:rFonts w:ascii="Wingdings" w:hAnsi="Wingdings" w:hint="default"/>
+      </w:rPr>
+    </w:lvl>
+  </w:abstractNum>
+  <w:abstractNum w:abstractNumId="8" w15:restartNumberingAfterBreak="0">
+    <w:nsid w:val="4BB77009"/>
+    <w:multiLevelType w:val="multilevel"/>
+    <w:tmpl w:val="CC7AECA4"/>
+    <w:lvl w:ilvl="0">
+      <w:start w:val="1"/>
+      <w:numFmt w:val="bullet"/>
+      <w:lvlText w:val=""/>
+      <w:lvlJc w:val="left"/>
+      <w:pPr>
+        <w:tabs>
+          <w:tab w:val="num" w:pos="720"/>
+        </w:tabs>
+        <w:ind w:left="720" w:hanging="360"/>
+      </w:pPr>
+      <w:rPr>
+        <w:rFonts w:ascii="Symbol" w:hAnsi="Symbol" w:hint="default"/>
+        <w:sz w:val="20"/>
+      </w:rPr>
+    </w:lvl>
+    <w:lvl w:ilvl="1" w:tentative="1">
+      <w:start w:val="1"/>
+      <w:numFmt w:val="bullet"/>
+      <w:lvlText w:val="o"/>
+      <w:lvlJc w:val="left"/>
+      <w:pPr>
+        <w:tabs>
+          <w:tab w:val="num" w:pos="1440"/>
+        </w:tabs>
+        <w:ind w:left="1440" w:hanging="360"/>
+      </w:pPr>
+      <w:rPr>
+        <w:rFonts w:ascii="Courier New" w:hAnsi="Courier New" w:hint="default"/>
+        <w:sz w:val="20"/>
+      </w:rPr>
+    </w:lvl>
+    <w:lvl w:ilvl="2" w:tentative="1">
+      <w:start w:val="1"/>
+      <w:numFmt w:val="bullet"/>
+      <w:lvlText w:val=""/>
+      <w:lvlJc w:val="left"/>
+      <w:pPr>
+        <w:tabs>
+          <w:tab w:val="num" w:pos="2160"/>
+        </w:tabs>
+        <w:ind w:left="2160" w:hanging="360"/>
+      </w:pPr>
+      <w:rPr>
+        <w:rFonts w:ascii="Wingdings" w:hAnsi="Wingdings" w:hint="default"/>
+        <w:sz w:val="20"/>
+      </w:rPr>
+    </w:lvl>
+    <w:lvl w:ilvl="3" w:tentative="1">
+      <w:start w:val="1"/>
+      <w:numFmt w:val="bullet"/>
+      <w:lvlText w:val=""/>
+      <w:lvlJc w:val="left"/>
+      <w:pPr>
+        <w:tabs>
+          <w:tab w:val="num" w:pos="2880"/>
+        </w:tabs>
+        <w:ind w:left="2880" w:hanging="360"/>
+      </w:pPr>
+      <w:rPr>
+        <w:rFonts w:ascii="Wingdings" w:hAnsi="Wingdings" w:hint="default"/>
+        <w:sz w:val="20"/>
+      </w:rPr>
+    </w:lvl>
+    <w:lvl w:ilvl="4" w:tentative="1">
+      <w:start w:val="1"/>
+      <w:numFmt w:val="bullet"/>
+      <w:lvlText w:val=""/>
+      <w:lvlJc w:val="left"/>
+      <w:pPr>
+        <w:tabs>
+          <w:tab w:val="num" w:pos="3600"/>
+        </w:tabs>
+        <w:ind w:left="3600" w:hanging="360"/>
+      </w:pPr>
+      <w:rPr>
+        <w:rFonts w:ascii="Wingdings" w:hAnsi="Wingdings" w:hint="default"/>
+        <w:sz w:val="20"/>
+      </w:rPr>
+    </w:lvl>
+    <w:lvl w:ilvl="5" w:tentative="1">
+      <w:start w:val="1"/>
+      <w:numFmt w:val="bullet"/>
+      <w:lvlText w:val=""/>
+      <w:lvlJc w:val="left"/>
+      <w:pPr>
+        <w:tabs>
+          <w:tab w:val="num" w:pos="4320"/>
+        </w:tabs>
+        <w:ind w:left="4320" w:hanging="360"/>
+      </w:pPr>
+      <w:rPr>
+        <w:rFonts w:ascii="Wingdings" w:hAnsi="Wingdings" w:hint="default"/>
+        <w:sz w:val="20"/>
+      </w:rPr>
+    </w:lvl>
+    <w:lvl w:ilvl="6" w:tentative="1">
+      <w:start w:val="1"/>
+      <w:numFmt w:val="bullet"/>
+      <w:lvlText w:val=""/>
+      <w:lvlJc w:val="left"/>
+      <w:pPr>
+        <w:tabs>
+          <w:tab w:val="num" w:pos="5040"/>
+        </w:tabs>
+        <w:ind w:left="5040" w:hanging="360"/>
+      </w:pPr>
+      <w:rPr>
+        <w:rFonts w:ascii="Wingdings" w:hAnsi="Wingdings" w:hint="default"/>
+        <w:sz w:val="20"/>
+      </w:rPr>
+    </w:lvl>
+    <w:lvl w:ilvl="7" w:tentative="1">
+      <w:start w:val="1"/>
+      <w:numFmt w:val="bullet"/>
+      <w:lvlText w:val=""/>
+      <w:lvlJc w:val="left"/>
+      <w:pPr>
+        <w:tabs>
+          <w:tab w:val="num" w:pos="5760"/>
+        </w:tabs>
+        <w:ind w:left="5760" w:hanging="360"/>
+      </w:pPr>
+      <w:rPr>
+        <w:rFonts w:ascii="Wingdings" w:hAnsi="Wingdings" w:hint="default"/>
+        <w:sz w:val="20"/>
+      </w:rPr>
+    </w:lvl>
+    <w:lvl w:ilvl="8" w:tentative="1">
+      <w:start w:val="1"/>
+      <w:numFmt w:val="bullet"/>
+      <w:lvlText w:val=""/>
+      <w:lvlJc w:val="left"/>
+      <w:pPr>
+        <w:tabs>
+          <w:tab w:val="num" w:pos="6480"/>
+        </w:tabs>
+        <w:ind w:left="6480" w:hanging="360"/>
+      </w:pPr>
+      <w:rPr>
+        <w:rFonts w:ascii="Wingdings" w:hAnsi="Wingdings" w:hint="default"/>
+        <w:sz w:val="20"/>
+      </w:rPr>
+    </w:lvl>
+  </w:abstractNum>
+  <w:abstractNum w:abstractNumId="9" w15:restartNumberingAfterBreak="0">
+    <w:nsid w:val="4F68107A"/>
+    <w:multiLevelType w:val="multilevel"/>
+    <w:tmpl w:val="726CFB6A"/>
+    <w:lvl w:ilvl="0">
+      <w:start w:val="1"/>
+      <w:numFmt w:val="bullet"/>
+      <w:lvlText w:val=""/>
+      <w:lvlJc w:val="left"/>
+      <w:pPr>
+        <w:tabs>
+          <w:tab w:val="num" w:pos="720"/>
+        </w:tabs>
+        <w:ind w:left="720" w:hanging="360"/>
+      </w:pPr>
+      <w:rPr>
+        <w:rFonts w:ascii="Symbol" w:hAnsi="Symbol" w:hint="default"/>
+        <w:sz w:val="20"/>
+      </w:rPr>
+    </w:lvl>
+    <w:lvl w:ilvl="1" w:tentative="1">
+      <w:start w:val="1"/>
+      <w:numFmt w:val="bullet"/>
+      <w:lvlText w:val="o"/>
+      <w:lvlJc w:val="left"/>
+      <w:pPr>
+        <w:tabs>
+          <w:tab w:val="num" w:pos="1440"/>
+        </w:tabs>
+        <w:ind w:left="1440" w:hanging="360"/>
+      </w:pPr>
+      <w:rPr>
+        <w:rFonts w:ascii="Courier New" w:hAnsi="Courier New" w:hint="default"/>
+        <w:sz w:val="20"/>
+      </w:rPr>
+    </w:lvl>
+    <w:lvl w:ilvl="2" w:tentative="1">
+      <w:start w:val="1"/>
+      <w:numFmt w:val="bullet"/>
+      <w:lvlText w:val=""/>
+      <w:lvlJc w:val="left"/>
+      <w:pPr>
+        <w:tabs>
+          <w:tab w:val="num" w:pos="2160"/>
+        </w:tabs>
+        <w:ind w:left="2160" w:hanging="360"/>
+      </w:pPr>
+      <w:rPr>
+        <w:rFonts w:ascii="Wingdings" w:hAnsi="Wingdings" w:hint="default"/>
+        <w:sz w:val="20"/>
+      </w:rPr>
+    </w:lvl>
+    <w:lvl w:ilvl="3" w:tentative="1">
+      <w:start w:val="1"/>
+      <w:numFmt w:val="bullet"/>
+      <w:lvlText w:val=""/>
+      <w:lvlJc w:val="left"/>
+      <w:pPr>
+        <w:tabs>
+          <w:tab w:val="num" w:pos="2880"/>
+        </w:tabs>
+        <w:ind w:left="2880" w:hanging="360"/>
+      </w:pPr>
+      <w:rPr>
+        <w:rFonts w:ascii="Wingdings" w:hAnsi="Wingdings" w:hint="default"/>
+        <w:sz w:val="20"/>
+      </w:rPr>
+    </w:lvl>
+    <w:lvl w:ilvl="4" w:tentative="1">
+      <w:start w:val="1"/>
+      <w:numFmt w:val="bullet"/>
+      <w:lvlText w:val=""/>
+      <w:lvlJc w:val="left"/>
+      <w:pPr>
+        <w:tabs>
+          <w:tab w:val="num" w:pos="3600"/>
+        </w:tabs>
+        <w:ind w:left="3600" w:hanging="360"/>
+      </w:pPr>
+      <w:rPr>
+        <w:rFonts w:ascii="Wingdings" w:hAnsi="Wingdings" w:hint="default"/>
+        <w:sz w:val="20"/>
+      </w:rPr>
+    </w:lvl>
+    <w:lvl w:ilvl="5" w:tentative="1">
+      <w:start w:val="1"/>
+      <w:numFmt w:val="bullet"/>
+      <w:lvlText w:val=""/>
+      <w:lvlJc w:val="left"/>
+      <w:pPr>
+        <w:tabs>
+          <w:tab w:val="num" w:pos="4320"/>
+        </w:tabs>
+        <w:ind w:left="4320" w:hanging="360"/>
+      </w:pPr>
+      <w:rPr>
+        <w:rFonts w:ascii="Wingdings" w:hAnsi="Wingdings" w:hint="default"/>
+        <w:sz w:val="20"/>
+      </w:rPr>
+    </w:lvl>
+    <w:lvl w:ilvl="6" w:tentative="1">
+      <w:start w:val="1"/>
+      <w:numFmt w:val="bullet"/>
+      <w:lvlText w:val=""/>
+      <w:lvlJc w:val="left"/>
+      <w:pPr>
+        <w:tabs>
+          <w:tab w:val="num" w:pos="5040"/>
+        </w:tabs>
+        <w:ind w:left="5040" w:hanging="360"/>
+      </w:pPr>
+      <w:rPr>
+        <w:rFonts w:ascii="Wingdings" w:hAnsi="Wingdings" w:hint="default"/>
+        <w:sz w:val="20"/>
+      </w:rPr>
+    </w:lvl>
+    <w:lvl w:ilvl="7" w:tentative="1">
+      <w:start w:val="1"/>
+      <w:numFmt w:val="bullet"/>
+      <w:lvlText w:val=""/>
+      <w:lvlJc w:val="left"/>
+      <w:pPr>
+        <w:tabs>
+          <w:tab w:val="num" w:pos="5760"/>
+        </w:tabs>
+        <w:ind w:left="5760" w:hanging="360"/>
+      </w:pPr>
+      <w:rPr>
+        <w:rFonts w:ascii="Wingdings" w:hAnsi="Wingdings" w:hint="default"/>
+        <w:sz w:val="20"/>
+      </w:rPr>
+    </w:lvl>
+    <w:lvl w:ilvl="8" w:tentative="1">
+      <w:start w:val="1"/>
+      <w:numFmt w:val="bullet"/>
+      <w:lvlText w:val=""/>
+      <w:lvlJc w:val="left"/>
+      <w:pPr>
+        <w:tabs>
+          <w:tab w:val="num" w:pos="6480"/>
+        </w:tabs>
+        <w:ind w:left="6480" w:hanging="360"/>
+      </w:pPr>
+      <w:rPr>
+        <w:rFonts w:ascii="Wingdings" w:hAnsi="Wingdings" w:hint="default"/>
+        <w:sz w:val="20"/>
+      </w:rPr>
+    </w:lvl>
+  </w:abstractNum>
+  <w:abstractNum w:abstractNumId="10" w15:restartNumberingAfterBreak="0">
+    <w:nsid w:val="76B7141C"/>
+    <w:multiLevelType w:val="multilevel"/>
+    <w:tmpl w:val="534A907A"/>
+    <w:lvl w:ilvl="0">
+      <w:start w:val="1"/>
+      <w:numFmt w:val="decimal"/>
+      <w:lvlText w:val="%1."/>
+      <w:lvlJc w:val="left"/>
+      <w:pPr>
+        <w:tabs>
+          <w:tab w:val="num" w:pos="720"/>
+        </w:tabs>
+        <w:ind w:left="720" w:hanging="360"/>
+      </w:pPr>
+    </w:lvl>
+    <w:lvl w:ilvl="1" w:tentative="1">
+      <w:start w:val="1"/>
+      <w:numFmt w:val="decimal"/>
+      <w:lvlText w:val="%2."/>
+      <w:lvlJc w:val="left"/>
+      <w:pPr>
+        <w:tabs>
+          <w:tab w:val="num" w:pos="1440"/>
+        </w:tabs>
+        <w:ind w:left="1440" w:hanging="360"/>
+      </w:pPr>
+    </w:lvl>
+    <w:lvl w:ilvl="2" w:tentative="1">
+      <w:start w:val="1"/>
+      <w:numFmt w:val="decimal"/>
+      <w:lvlText w:val="%3."/>
+      <w:lvlJc w:val="left"/>
+      <w:pPr>
+        <w:tabs>
+          <w:tab w:val="num" w:pos="2160"/>
+        </w:tabs>
+        <w:ind w:left="2160" w:hanging="360"/>
+      </w:pPr>
+    </w:lvl>
+    <w:lvl w:ilvl="3" w:tentative="1">
+      <w:start w:val="1"/>
+      <w:numFmt w:val="decimal"/>
+      <w:lvlText w:val="%4."/>
+      <w:lvlJc w:val="left"/>
+      <w:pPr>
+        <w:tabs>
+          <w:tab w:val="num" w:pos="2880"/>
+        </w:tabs>
+        <w:ind w:left="2880" w:hanging="360"/>
+      </w:pPr>
+    </w:lvl>
+    <w:lvl w:ilvl="4" w:tentative="1">
+      <w:start w:val="1"/>
+      <w:numFmt w:val="decimal"/>
+      <w:lvlText w:val="%5."/>
+      <w:lvlJc w:val="left"/>
+      <w:pPr>
+        <w:tabs>
+          <w:tab w:val="num" w:pos="3600"/>
+        </w:tabs>
+        <w:ind w:left="3600" w:hanging="360"/>
+      </w:pPr>
+    </w:lvl>
+    <w:lvl w:ilvl="5" w:tentative="1">
+      <w:start w:val="1"/>
+      <w:numFmt w:val="decimal"/>
+      <w:lvlText w:val="%6."/>
+      <w:lvlJc w:val="left"/>
+      <w:pPr>
+        <w:tabs>
+          <w:tab w:val="num" w:pos="4320"/>
+        </w:tabs>
+        <w:ind w:left="4320" w:hanging="360"/>
+      </w:pPr>
+    </w:lvl>
+    <w:lvl w:ilvl="6" w:tentative="1">
+      <w:start w:val="1"/>
+      <w:numFmt w:val="decimal"/>
+      <w:lvlText w:val="%7."/>
+      <w:lvlJc w:val="left"/>
+      <w:pPr>
+        <w:tabs>
+          <w:tab w:val="num" w:pos="5040"/>
+        </w:tabs>
+        <w:ind w:left="5040" w:hanging="360"/>
+      </w:pPr>
+    </w:lvl>
+    <w:lvl w:ilvl="7" w:tentative="1">
+      <w:start w:val="1"/>
+      <w:numFmt w:val="decimal"/>
+      <w:lvlText w:val="%8."/>
+      <w:lvlJc w:val="left"/>
+      <w:pPr>
+        <w:tabs>
+          <w:tab w:val="num" w:pos="5760"/>
+        </w:tabs>
+        <w:ind w:left="5760" w:hanging="360"/>
+      </w:pPr>
+    </w:lvl>
+    <w:lvl w:ilvl="8" w:tentative="1">
+      <w:start w:val="1"/>
+      <w:numFmt w:val="decimal"/>
+      <w:lvlText w:val="%9."/>
+      <w:lvlJc w:val="left"/>
+      <w:pPr>
+        <w:tabs>
+          <w:tab w:val="num" w:pos="6480"/>
+        </w:tabs>
+        <w:ind w:left="6480" w:hanging="360"/>
+      </w:pPr>
+    </w:lvl>
+  </w:abstractNum>
+  <w:abstractNum w:abstractNumId="11" w15:restartNumberingAfterBreak="0">
+    <w:nsid w:val="789250F2"/>
+    <w:multiLevelType w:val="multilevel"/>
+    <w:tmpl w:val="4EB60DDC"/>
+    <w:lvl w:ilvl="0">
+      <w:start w:val="1"/>
+      <w:numFmt w:val="bullet"/>
+      <w:lvlText w:val=""/>
+      <w:lvlJc w:val="left"/>
+      <w:pPr>
+        <w:tabs>
+          <w:tab w:val="num" w:pos="690"/>
+        </w:tabs>
+        <w:ind w:left="690" w:hanging="360"/>
+      </w:pPr>
+      <w:rPr>
+        <w:rFonts w:ascii="Symbol" w:hAnsi="Symbol" w:hint="default"/>
+        <w:sz w:val="20"/>
+      </w:rPr>
+    </w:lvl>
+    <w:lvl w:ilvl="1">
+      <w:start w:val="1"/>
+      <w:numFmt w:val="bullet"/>
+      <w:lvlText w:val="o"/>
+      <w:lvlJc w:val="left"/>
+      <w:pPr>
+        <w:tabs>
+          <w:tab w:val="num" w:pos="1440"/>
+        </w:tabs>
+        <w:ind w:left="1440" w:hanging="360"/>
+      </w:pPr>
+      <w:rPr>
+        <w:rFonts w:ascii="Courier New" w:hAnsi="Courier New" w:hint="default"/>
+        <w:sz w:val="20"/>
+      </w:rPr>
+    </w:lvl>
+    <w:lvl w:ilvl="2" w:tentative="1">
+      <w:start w:val="1"/>
+      <w:numFmt w:val="bullet"/>
+      <w:lvlText w:val=""/>
+      <w:lvlJc w:val="left"/>
+      <w:pPr>
+        <w:tabs>
+          <w:tab w:val="num" w:pos="2160"/>
+        </w:tabs>
+        <w:ind w:left="2160" w:hanging="360"/>
+      </w:pPr>
+      <w:rPr>
+        <w:rFonts w:ascii="Wingdings" w:hAnsi="Wingdings" w:hint="default"/>
+        <w:sz w:val="20"/>
+      </w:rPr>
+    </w:lvl>
+    <w:lvl w:ilvl="3" w:tentative="1">
+      <w:start w:val="1"/>
+      <w:numFmt w:val="bullet"/>
+      <w:lvlText w:val=""/>
+      <w:lvlJc w:val="left"/>
+      <w:pPr>
+        <w:tabs>
+          <w:tab w:val="num" w:pos="2880"/>
+        </w:tabs>
+        <w:ind w:left="2880" w:hanging="360"/>
+      </w:pPr>
+      <w:rPr>
+        <w:rFonts w:ascii="Wingdings" w:hAnsi="Wingdings" w:hint="default"/>
+        <w:sz w:val="20"/>
+      </w:rPr>
+    </w:lvl>
+    <w:lvl w:ilvl="4" w:tentative="1">
+      <w:start w:val="1"/>
+      <w:numFmt w:val="bullet"/>
+      <w:lvlText w:val=""/>
+      <w:lvlJc w:val="left"/>
+      <w:pPr>
+        <w:tabs>
+          <w:tab w:val="num" w:pos="3600"/>
+        </w:tabs>
+        <w:ind w:left="3600" w:hanging="360"/>
+      </w:pPr>
+      <w:rPr>
+        <w:rFonts w:ascii="Wingdings" w:hAnsi="Wingdings" w:hint="default"/>
+        <w:sz w:val="20"/>
+      </w:rPr>
+    </w:lvl>
+    <w:lvl w:ilvl="5" w:tentative="1">
+      <w:start w:val="1"/>
+      <w:numFmt w:val="bullet"/>
+      <w:lvlText w:val=""/>
+      <w:lvlJc w:val="left"/>
+      <w:pPr>
+        <w:tabs>
+          <w:tab w:val="num" w:pos="4320"/>
+        </w:tabs>
+        <w:ind w:left="4320" w:hanging="360"/>
+      </w:pPr>
+      <w:rPr>
+        <w:rFonts w:ascii="Wingdings" w:hAnsi="Wingdings" w:hint="default"/>
+        <w:sz w:val="20"/>
+      </w:rPr>
+    </w:lvl>
+    <w:lvl w:ilvl="6" w:tentative="1">
+      <w:start w:val="1"/>
+      <w:numFmt w:val="bullet"/>
+      <w:lvlText w:val=""/>
+      <w:lvlJc w:val="left"/>
+      <w:pPr>
+        <w:tabs>
+          <w:tab w:val="num" w:pos="5040"/>
+        </w:tabs>
+        <w:ind w:left="5040" w:hanging="360"/>
+      </w:pPr>
+      <w:rPr>
+        <w:rFonts w:ascii="Wingdings" w:hAnsi="Wingdings" w:hint="default"/>
+        <w:sz w:val="20"/>
+      </w:rPr>
+    </w:lvl>
+    <w:lvl w:ilvl="7" w:tentative="1">
+      <w:start w:val="1"/>
+      <w:numFmt w:val="bullet"/>
+      <w:lvlText w:val=""/>
+      <w:lvlJc w:val="left"/>
+      <w:pPr>
+        <w:tabs>
+          <w:tab w:val="num" w:pos="5760"/>
+        </w:tabs>
+        <w:ind w:left="5760" w:hanging="360"/>
+      </w:pPr>
+      <w:rPr>
+        <w:rFonts w:ascii="Wingdings" w:hAnsi="Wingdings" w:hint="default"/>
+        <w:sz w:val="20"/>
+      </w:rPr>
+    </w:lvl>
+    <w:lvl w:ilvl="8" w:tentative="1">
+      <w:start w:val="1"/>
+      <w:numFmt w:val="bullet"/>
+      <w:lvlText w:val=""/>
+      <w:lvlJc w:val="left"/>
+      <w:pPr>
+        <w:tabs>
+          <w:tab w:val="num" w:pos="6480"/>
+        </w:tabs>
+        <w:ind w:left="6480" w:hanging="360"/>
+      </w:pPr>
+      <w:rPr>
+        <w:rFonts w:ascii="Wingdings" w:hAnsi="Wingdings" w:hint="default"/>
+        <w:sz w:val="20"/>
+      </w:rPr>
+    </w:lvl>
+  </w:abstractNum>
   <w:num w:numId="1" w16cid:durableId="1950309015">
-    <w:abstractNumId w:val="1"/>
+    <w:abstractNumId w:val="2"/>
   </w:num>
   <w:num w:numId="2" w16cid:durableId="977805426">
-    <w:abstractNumId w:val="2"/>
+    <w:abstractNumId w:val="6"/>
   </w:num>
   <w:num w:numId="3" w16cid:durableId="1745099857">
     <w:abstractNumId w:val="0"/>
+  </w:num>
+  <w:num w:numId="4" w16cid:durableId="1249538744">
+    <w:abstractNumId w:val="9"/>
+  </w:num>
+  <w:num w:numId="5" w16cid:durableId="1500578925">
+    <w:abstractNumId w:val="7"/>
+  </w:num>
+  <w:num w:numId="6" w16cid:durableId="581061040">
+    <w:abstractNumId w:val="10"/>
+  </w:num>
+  <w:num w:numId="7" w16cid:durableId="1689065246">
+    <w:abstractNumId w:val="5"/>
+  </w:num>
+  <w:num w:numId="8" w16cid:durableId="377363292">
+    <w:abstractNumId w:val="1"/>
+  </w:num>
+  <w:num w:numId="9" w16cid:durableId="159663874">
+    <w:abstractNumId w:val="8"/>
+  </w:num>
+  <w:num w:numId="10" w16cid:durableId="133301339">
+    <w:abstractNumId w:val="4"/>
+  </w:num>
+  <w:num w:numId="11" w16cid:durableId="963578726">
+    <w:abstractNumId w:val="3"/>
+  </w:num>
+  <w:num w:numId="12" w16cid:durableId="307129487">
+    <w:abstractNumId w:val="11"/>
   </w:num>
 </w:numbering>
 </file>
@@ -1452,7 +4402,6 @@
     <w:next w:val="a"/>
     <w:link w:val="30"/>
     <w:uiPriority w:val="9"/>
-    <w:semiHidden/>
     <w:unhideWhenUsed/>
     <w:qFormat/>
     <w:rsid w:val="00D423A1"/>
@@ -1658,7 +4607,6 @@
     <w:basedOn w:val="a0"/>
     <w:link w:val="3"/>
     <w:uiPriority w:val="9"/>
-    <w:semiHidden/>
     <w:rsid w:val="00D423A1"/>
     <w:rPr>
       <w:rFonts w:asciiTheme="majorHAnsi" w:eastAsiaTheme="majorEastAsia" w:hAnsiTheme="majorHAnsi" w:cstheme="majorBidi"/>
@@ -1991,6 +4939,41 @@
       <w14:ligatures w14:val="none"/>
     </w:rPr>
   </w:style>
+  <w:style w:type="character" w:styleId="af0">
+    <w:name w:val="Hyperlink"/>
+    <w:basedOn w:val="a0"/>
+    <w:uiPriority w:val="99"/>
+    <w:unhideWhenUsed/>
+    <w:rsid w:val="00F17186"/>
+    <w:rPr>
+      <w:color w:val="467886" w:themeColor="hyperlink"/>
+      <w:u w:val="single"/>
+    </w:rPr>
+  </w:style>
+  <w:style w:type="character" w:styleId="af1">
+    <w:name w:val="Unresolved Mention"/>
+    <w:basedOn w:val="a0"/>
+    <w:uiPriority w:val="99"/>
+    <w:semiHidden/>
+    <w:unhideWhenUsed/>
+    <w:rsid w:val="00F17186"/>
+    <w:rPr>
+      <w:color w:val="605E5C"/>
+      <w:shd w:val="clear" w:color="auto" w:fill="E1DFDD"/>
+    </w:rPr>
+  </w:style>
+  <w:style w:type="character" w:styleId="af2">
+    <w:name w:val="FollowedHyperlink"/>
+    <w:basedOn w:val="a0"/>
+    <w:uiPriority w:val="99"/>
+    <w:semiHidden/>
+    <w:unhideWhenUsed/>
+    <w:rsid w:val="00F17186"/>
+    <w:rPr>
+      <w:color w:val="96607D" w:themeColor="followedHyperlink"/>
+      <w:u w:val="single"/>
+    </w:rPr>
+  </w:style>
 </w:styles>
 </file>
 
@@ -2287,4 +5270,16 @@
     </a:ext>
   </a:extLst>
 </a:theme>
+</file>
+
+<file path=customXml/item1.xml><?xml version="1.0" encoding="utf-8"?>
+<b:Sources xmlns:b="http://schemas.openxmlformats.org/officeDocument/2006/bibliography" xmlns="http://schemas.openxmlformats.org/officeDocument/2006/bibliography" SelectedStyle="\APASixthEditionOfficeOnline.xsl" StyleName="APA" Version="6"/>
+</file>
+
+<file path=customXml/itemProps1.xml><?xml version="1.0" encoding="utf-8"?>
+<ds:datastoreItem xmlns:ds="http://schemas.openxmlformats.org/officeDocument/2006/customXml" ds:itemID="{A5DCC832-32A4-4B42-B5F7-D83668187CB6}">
+  <ds:schemaRefs>
+    <ds:schemaRef ds:uri="http://schemas.openxmlformats.org/officeDocument/2006/bibliography"/>
+  </ds:schemaRefs>
+</ds:datastoreItem>
 </file>